--- a/briefings/线口监测午报-2026-09-25.docx
+++ b/briefings/线口监测午报-2026-09-25.docx
@@ -22,7 +22,7 @@
           <w:color w:val="888888"/>
           <w:sz w:val="18"/>
         </w:rPr>
-        <w:t>监测窗口:近48小时 | 生成时间:2026-09-25 13:02</w:t>
+        <w:t>监测窗口:近48小时 | 生成时间:2026-09-25 14:10</w:t>
       </w:r>
     </w:p>
     <w:p>
@@ -70,6 +70,108 @@
           <w:color w:val="888888"/>
           <w:sz w:val="24"/>
         </w:rPr>
+        <w:t>瞄准 AI 数据中心光学需求，康宁扩大 Polarcor 玻璃偏振片产能</w:t>
+      </w:r>
+    </w:p>
+    <w:p>
+      <w:r>
+        <w:rPr>
+          <w:rFonts w:ascii="Times New Roman" w:hAnsi="Times New Roman" w:eastAsia="宋体"/>
+          <w:color w:val="888888"/>
+          <w:sz w:val="18"/>
+        </w:rPr>
+        <w:t>来源:IT之家 | 时间:09-25 14:09</w:t>
+      </w:r>
+    </w:p>
+    <w:p>
+      <w:r>
+        <w:rPr>
+          <w:rFonts w:ascii="Times New Roman" w:hAnsi="Times New Roman" w:eastAsia="宋体"/>
+          <w:sz w:val="18"/>
+        </w:rPr>
+        <w:t>链接:</w:t>
+      </w:r>
+      <w:hyperlink r:id="rId9">
+        <w:r>
+          <w:rPr>
+            <w:color w:val="0563C1"/>
+            <w:u w:val="single"/>
+          </w:rPr>
+          <w:t>瞄准 AI 数据中心光学需求，康宁扩大 Polarcor 玻璃偏振片产能</w:t>
+        </w:r>
+      </w:hyperlink>
+    </w:p>
+    <w:p>
+      <w:pPr>
+        <w:pStyle w:val="Heading3"/>
+      </w:pPr>
+      <w:r>
+        <w:rPr>
+          <w:rFonts w:ascii="Times New Roman" w:hAnsi="Times New Roman" w:eastAsia="黑体"/>
+          <w:b w:val="0"/>
+          <w:color w:val="888888"/>
+          <w:sz w:val="24"/>
+        </w:rPr>
+        <w:t>【C级·参考】</w:t>
+      </w:r>
+      <w:r>
+        <w:rPr>
+          <w:rFonts w:ascii="Times New Roman" w:hAnsi="Times New Roman" w:eastAsia="黑体"/>
+          <w:b w:val="0"/>
+          <w:color w:val="888888"/>
+          <w:sz w:val="24"/>
+        </w:rPr>
+        <w:t>Meta 个人智能体 Muse macOS 版被曝严重漏洞，可被劫持操控关联应用</w:t>
+      </w:r>
+    </w:p>
+    <w:p>
+      <w:r>
+        <w:rPr>
+          <w:rFonts w:ascii="Times New Roman" w:hAnsi="Times New Roman" w:eastAsia="宋体"/>
+          <w:color w:val="888888"/>
+          <w:sz w:val="18"/>
+        </w:rPr>
+        <w:t>来源:IT之家 | 时间:09-25 13:52</w:t>
+      </w:r>
+    </w:p>
+    <w:p>
+      <w:r>
+        <w:rPr>
+          <w:rFonts w:ascii="Times New Roman" w:hAnsi="Times New Roman" w:eastAsia="宋体"/>
+          <w:sz w:val="18"/>
+        </w:rPr>
+        <w:t>链接:</w:t>
+      </w:r>
+      <w:hyperlink r:id="rId10">
+        <w:r>
+          <w:rPr>
+            <w:color w:val="0563C1"/>
+            <w:u w:val="single"/>
+          </w:rPr>
+          <w:t>Meta 个人智能体 Muse macOS 版被曝严重漏洞，可被劫持操控关联应用</w:t>
+        </w:r>
+      </w:hyperlink>
+    </w:p>
+    <w:p>
+      <w:pPr>
+        <w:pStyle w:val="Heading3"/>
+      </w:pPr>
+      <w:r>
+        <w:rPr>
+          <w:rFonts w:ascii="Times New Roman" w:hAnsi="Times New Roman" w:eastAsia="黑体"/>
+          <w:b w:val="0"/>
+          <w:color w:val="888888"/>
+          <w:sz w:val="24"/>
+        </w:rPr>
+        <w:t>【C级·参考】</w:t>
+      </w:r>
+      <w:r>
+        <w:rPr>
+          <w:rFonts w:ascii="Times New Roman" w:hAnsi="Times New Roman" w:eastAsia="黑体"/>
+          <w:b w:val="0"/>
+          <w:color w:val="888888"/>
+          <w:sz w:val="24"/>
+        </w:rPr>
         <w:t>影石正布局 AI 眼镜，或采用“分体电池”设计</w:t>
       </w:r>
     </w:p>
@@ -91,7 +193,7 @@
         </w:rPr>
         <w:t>链接:</w:t>
       </w:r>
-      <w:hyperlink r:id="rId9">
+      <w:hyperlink r:id="rId11">
         <w:r>
           <w:rPr>
             <w:color w:val="0563C1"/>
@@ -142,7 +244,7 @@
         </w:rPr>
         <w:t>链接:</w:t>
       </w:r>
-      <w:hyperlink r:id="rId10">
+      <w:hyperlink r:id="rId12">
         <w:r>
           <w:rPr>
             <w:color w:val="0563C1"/>
@@ -193,7 +295,7 @@
         </w:rPr>
         <w:t>链接:</w:t>
       </w:r>
-      <w:hyperlink r:id="rId11">
+      <w:hyperlink r:id="rId13">
         <w:r>
           <w:rPr>
             <w:color w:val="0563C1"/>
@@ -244,7 +346,7 @@
         </w:rPr>
         <w:t>链接:</w:t>
       </w:r>
-      <w:hyperlink r:id="rId12">
+      <w:hyperlink r:id="rId14">
         <w:r>
           <w:rPr>
             <w:color w:val="0563C1"/>
@@ -295,7 +397,7 @@
         </w:rPr>
         <w:t>链接:</w:t>
       </w:r>
-      <w:hyperlink r:id="rId13">
+      <w:hyperlink r:id="rId15">
         <w:r>
           <w:rPr>
             <w:color w:val="0563C1"/>
@@ -346,7 +448,7 @@
         </w:rPr>
         <w:t>链接:</w:t>
       </w:r>
-      <w:hyperlink r:id="rId14">
+      <w:hyperlink r:id="rId16">
         <w:r>
           <w:rPr>
             <w:color w:val="0563C1"/>
@@ -397,115 +499,13 @@
         </w:rPr>
         <w:t>链接:</w:t>
       </w:r>
-      <w:hyperlink r:id="rId15">
+      <w:hyperlink r:id="rId17">
         <w:r>
           <w:rPr>
             <w:color w:val="0563C1"/>
             <w:u w:val="single"/>
           </w:rPr>
           <w:t>消息称 OpenAI 将在数日内预览网络安全专用模型 GPT-6 Cyber</w:t>
-        </w:r>
-      </w:hyperlink>
-    </w:p>
-    <w:p>
-      <w:pPr>
-        <w:pStyle w:val="Heading3"/>
-      </w:pPr>
-      <w:r>
-        <w:rPr>
-          <w:rFonts w:ascii="Times New Roman" w:hAnsi="Times New Roman" w:eastAsia="黑体"/>
-          <w:b w:val="0"/>
-          <w:color w:val="888888"/>
-          <w:sz w:val="24"/>
-        </w:rPr>
-        <w:t>【C级·参考】</w:t>
-      </w:r>
-      <w:r>
-        <w:rPr>
-          <w:rFonts w:ascii="Times New Roman" w:hAnsi="Times New Roman" w:eastAsia="黑体"/>
-          <w:b w:val="0"/>
-          <w:color w:val="888888"/>
-          <w:sz w:val="24"/>
-        </w:rPr>
-        <w:t>Meta 的 AI 智能体 Muse 被发现可导出虚拟机大量文件</w:t>
-      </w:r>
-    </w:p>
-    <w:p>
-      <w:r>
-        <w:rPr>
-          <w:rFonts w:ascii="Times New Roman" w:hAnsi="Times New Roman" w:eastAsia="宋体"/>
-          <w:color w:val="888888"/>
-          <w:sz w:val="18"/>
-        </w:rPr>
-        <w:t>来源:IT之家 | 时间:09-25 07:51</w:t>
-      </w:r>
-    </w:p>
-    <w:p>
-      <w:r>
-        <w:rPr>
-          <w:rFonts w:ascii="Times New Roman" w:hAnsi="Times New Roman" w:eastAsia="宋体"/>
-          <w:sz w:val="18"/>
-        </w:rPr>
-        <w:t>链接:</w:t>
-      </w:r>
-      <w:hyperlink r:id="rId16">
-        <w:r>
-          <w:rPr>
-            <w:color w:val="0563C1"/>
-            <w:u w:val="single"/>
-          </w:rPr>
-          <w:t>Meta 的 AI 智能体 Muse 被发现可导出虚拟机大量文件</w:t>
-        </w:r>
-      </w:hyperlink>
-    </w:p>
-    <w:p>
-      <w:pPr>
-        <w:pStyle w:val="Heading3"/>
-      </w:pPr>
-      <w:r>
-        <w:rPr>
-          <w:rFonts w:ascii="Times New Roman" w:hAnsi="Times New Roman" w:eastAsia="黑体"/>
-          <w:b w:val="0"/>
-          <w:color w:val="888888"/>
-          <w:sz w:val="24"/>
-        </w:rPr>
-        <w:t>【C级·参考】</w:t>
-      </w:r>
-      <w:r>
-        <w:rPr>
-          <w:rFonts w:ascii="Times New Roman" w:hAnsi="Times New Roman" w:eastAsia="黑体"/>
-          <w:b w:val="0"/>
-          <w:color w:val="888888"/>
-          <w:sz w:val="24"/>
-        </w:rPr>
-        <w:t>IT早报 0925：李佳琦称 AI 无法取代真人主播；华为余承东称会让每个界都获更充足资源；营业厅“0 元购机”全面停办；国补 5499 元荣耀 Magic9 价格提前公布...</w:t>
-      </w:r>
-    </w:p>
-    <w:p>
-      <w:r>
-        <w:rPr>
-          <w:rFonts w:ascii="Times New Roman" w:hAnsi="Times New Roman" w:eastAsia="宋体"/>
-          <w:color w:val="888888"/>
-          <w:sz w:val="18"/>
-        </w:rPr>
-        <w:t>来源:IT之家 | 时间:09-25 07:46</w:t>
-      </w:r>
-    </w:p>
-    <w:p>
-      <w:r>
-        <w:rPr>
-          <w:rFonts w:ascii="Times New Roman" w:hAnsi="Times New Roman" w:eastAsia="宋体"/>
-          <w:sz w:val="18"/>
-        </w:rPr>
-        <w:t>链接:</w:t>
-      </w:r>
-      <w:hyperlink r:id="rId17">
-        <w:r>
-          <w:rPr>
-            <w:color w:val="0563C1"/>
-            <w:u w:val="single"/>
-          </w:rPr>
-          <w:t>IT早报 0925：李佳琦称 AI 无法取代真人主播；华为余承东称会让每个界都获更充足资源；营业厅“0 元购机”全面停办；国补 5499 元荣耀 Magic9 价格提前公布...</w:t>
         </w:r>
       </w:hyperlink>
     </w:p>
@@ -539,7 +539,7 @@
           <w:color w:val="888888"/>
           <w:sz w:val="18"/>
         </w:rPr>
-        <w:t>来源:Bing新闻 | 时间:09-25 06:02</w:t>
+        <w:t>来源:Bing新闻 | 时间:09-25 07:10</w:t>
       </w:r>
     </w:p>
     <w:p>
@@ -733,57 +733,6 @@
           <w:color w:val="888888"/>
           <w:sz w:val="24"/>
         </w:rPr>
-        <w:t>Tutoring company tells parents to save their money and 'use AI instead'</w:t>
-      </w:r>
-    </w:p>
-    <w:p>
-      <w:r>
-        <w:rPr>
-          <w:rFonts w:ascii="Times New Roman" w:hAnsi="Times New Roman" w:eastAsia="宋体"/>
-          <w:color w:val="888888"/>
-          <w:sz w:val="18"/>
-        </w:rPr>
-        <w:t>来源:Hacker News | 时间:09-24 23:09</w:t>
-      </w:r>
-    </w:p>
-    <w:p>
-      <w:r>
-        <w:rPr>
-          <w:rFonts w:ascii="Times New Roman" w:hAnsi="Times New Roman" w:eastAsia="宋体"/>
-          <w:sz w:val="18"/>
-        </w:rPr>
-        <w:t>链接:</w:t>
-      </w:r>
-      <w:hyperlink r:id="rId22">
-        <w:r>
-          <w:rPr>
-            <w:color w:val="0563C1"/>
-            <w:u w:val="single"/>
-          </w:rPr>
-          <w:t>Tutoring company tells parents to save their money and 'use AI instead'</w:t>
-        </w:r>
-      </w:hyperlink>
-    </w:p>
-    <w:p>
-      <w:pPr>
-        <w:pStyle w:val="Heading3"/>
-      </w:pPr>
-      <w:r>
-        <w:rPr>
-          <w:rFonts w:ascii="Times New Roman" w:hAnsi="Times New Roman" w:eastAsia="黑体"/>
-          <w:b w:val="0"/>
-          <w:color w:val="888888"/>
-          <w:sz w:val="24"/>
-        </w:rPr>
-        <w:t>【C级·参考】</w:t>
-      </w:r>
-      <w:r>
-        <w:rPr>
-          <w:rFonts w:ascii="Times New Roman" w:hAnsi="Times New Roman" w:eastAsia="黑体"/>
-          <w:b w:val="0"/>
-          <w:color w:val="888888"/>
-          <w:sz w:val="24"/>
-        </w:rPr>
         <w:t>第二代乐奇Rokid AI眼镜上手：颜值更高，佩戴「轻感」十足超舒服</w:t>
       </w:r>
     </w:p>
@@ -805,7 +754,7 @@
         </w:rPr>
         <w:t>链接:</w:t>
       </w:r>
-      <w:hyperlink r:id="rId23">
+      <w:hyperlink r:id="rId22">
         <w:r>
           <w:rPr>
             <w:color w:val="0563C1"/>
@@ -856,7 +805,7 @@
         </w:rPr>
         <w:t>链接:</w:t>
       </w:r>
-      <w:hyperlink r:id="rId24">
+      <w:hyperlink r:id="rId23">
         <w:r>
           <w:rPr>
             <w:color w:val="0563C1"/>
@@ -907,7 +856,7 @@
         </w:rPr>
         <w:t>链接:</w:t>
       </w:r>
-      <w:hyperlink r:id="rId25">
+      <w:hyperlink r:id="rId24">
         <w:r>
           <w:rPr>
             <w:color w:val="0563C1"/>
@@ -958,7 +907,7 @@
         </w:rPr>
         <w:t>链接:</w:t>
       </w:r>
-      <w:hyperlink r:id="rId26">
+      <w:hyperlink r:id="rId25">
         <w:r>
           <w:rPr>
             <w:color w:val="0563C1"/>
@@ -1009,7 +958,7 @@
         </w:rPr>
         <w:t>链接:</w:t>
       </w:r>
-      <w:hyperlink r:id="rId27">
+      <w:hyperlink r:id="rId26">
         <w:r>
           <w:rPr>
             <w:color w:val="0563C1"/>
@@ -1060,7 +1009,7 @@
         </w:rPr>
         <w:t>链接:</w:t>
       </w:r>
-      <w:hyperlink r:id="rId28">
+      <w:hyperlink r:id="rId27">
         <w:r>
           <w:rPr>
             <w:color w:val="0563C1"/>
@@ -1090,7 +1039,7 @@
           <w:color w:val="888888"/>
           <w:sz w:val="24"/>
         </w:rPr>
-        <w:t>三年增长超25倍！全球AI眼镜出货量今年将破1千万台，但爆发瓶颈在这里</w:t>
+        <w:t>Rails World 2026 Opening Keynote [video]</w:t>
       </w:r>
     </w:p>
     <w:p>
@@ -1100,7 +1049,7 @@
           <w:color w:val="888888"/>
           <w:sz w:val="18"/>
         </w:rPr>
-        <w:t>来源:Bing新闻 | 时间:09-24 01:00</w:t>
+        <w:t>来源:Hacker News | 时间:09-23 23:33</w:t>
       </w:r>
     </w:p>
     <w:p>
@@ -1111,13 +1060,13 @@
         </w:rPr>
         <w:t>链接:</w:t>
       </w:r>
-      <w:hyperlink r:id="rId29">
+      <w:hyperlink r:id="rId28">
         <w:r>
           <w:rPr>
             <w:color w:val="0563C1"/>
             <w:u w:val="single"/>
           </w:rPr>
-          <w:t>三年增长超25倍！全球AI眼镜出货量今年将破1千万台，但爆发瓶颈在这里</w:t>
+          <w:t>Rails World 2026 Opening Keynote [video]</w:t>
         </w:r>
       </w:hyperlink>
     </w:p>
@@ -1174,7 +1123,7 @@
         </w:rPr>
         <w:t>链接:</w:t>
       </w:r>
-      <w:hyperlink r:id="rId30">
+      <w:hyperlink r:id="rId29">
         <w:r>
           <w:rPr>
             <w:color w:val="0563C1"/>
@@ -1214,55 +1163,9 @@
       </w:r>
     </w:p>
     <w:p>
-      <w:pPr>
-        <w:pStyle w:val="Heading3"/>
-      </w:pPr>
       <w:r>
-        <w:rPr>
-          <w:rFonts w:ascii="Times New Roman" w:hAnsi="Times New Roman" w:eastAsia="黑体"/>
-          <w:b w:val="0"/>
-          <w:color w:val="888888"/>
-          <w:sz w:val="24"/>
-        </w:rPr>
-        <w:t>【C级·参考】</w:t>
+        <w:t>本线口暂无重要更新</w:t>
       </w:r>
-      <w:r>
-        <w:rPr>
-          <w:rFonts w:ascii="Times New Roman" w:hAnsi="Times New Roman" w:eastAsia="黑体"/>
-          <w:b w:val="0"/>
-          <w:color w:val="888888"/>
-          <w:sz w:val="24"/>
-        </w:rPr>
-        <w:t>苹果 Apple Music 宣布免费直播 Head Trip 音乐节</w:t>
-      </w:r>
-    </w:p>
-    <w:p>
-      <w:r>
-        <w:rPr>
-          <w:rFonts w:ascii="Times New Roman" w:hAnsi="Times New Roman" w:eastAsia="宋体"/>
-          <w:color w:val="888888"/>
-          <w:sz w:val="18"/>
-        </w:rPr>
-        <w:t>来源:IT之家 | 时间:09-25 07:40</w:t>
-      </w:r>
-    </w:p>
-    <w:p>
-      <w:r>
-        <w:rPr>
-          <w:rFonts w:ascii="Times New Roman" w:hAnsi="Times New Roman" w:eastAsia="宋体"/>
-          <w:sz w:val="18"/>
-        </w:rPr>
-        <w:t>链接:</w:t>
-      </w:r>
-      <w:hyperlink r:id="rId31">
-        <w:r>
-          <w:rPr>
-            <w:color w:val="0563C1"/>
-            <w:u w:val="single"/>
-          </w:rPr>
-          <w:t>苹果 Apple Music 宣布免费直播 Head Trip 音乐节</w:t>
-        </w:r>
-      </w:hyperlink>
     </w:p>
     <w:p>
       <w:pPr>
@@ -1317,7 +1220,7 @@
         </w:rPr>
         <w:t>链接:</w:t>
       </w:r>
-      <w:hyperlink r:id="rId32">
+      <w:hyperlink r:id="rId30">
         <w:r>
           <w:rPr>
             <w:color w:val="0563C1"/>
@@ -1368,7 +1271,7 @@
         </w:rPr>
         <w:t>链接:</w:t>
       </w:r>
-      <w:hyperlink r:id="rId33">
+      <w:hyperlink r:id="rId31">
         <w:r>
           <w:rPr>
             <w:color w:val="0563C1"/>
@@ -1419,7 +1322,7 @@
         </w:rPr>
         <w:t>链接:</w:t>
       </w:r>
-      <w:hyperlink r:id="rId34">
+      <w:hyperlink r:id="rId32">
         <w:r>
           <w:rPr>
             <w:color w:val="0563C1"/>
@@ -1470,7 +1373,7 @@
         </w:rPr>
         <w:t>链接:</w:t>
       </w:r>
-      <w:hyperlink r:id="rId35">
+      <w:hyperlink r:id="rId33">
         <w:r>
           <w:rPr>
             <w:color w:val="0563C1"/>
@@ -1521,7 +1424,7 @@
         </w:rPr>
         <w:t>链接:</w:t>
       </w:r>
-      <w:hyperlink r:id="rId36">
+      <w:hyperlink r:id="rId34">
         <w:r>
           <w:rPr>
             <w:color w:val="0563C1"/>
@@ -1572,7 +1475,7 @@
         </w:rPr>
         <w:t>链接:</w:t>
       </w:r>
-      <w:hyperlink r:id="rId37">
+      <w:hyperlink r:id="rId35">
         <w:r>
           <w:rPr>
             <w:color w:val="0563C1"/>
@@ -1623,7 +1526,7 @@
         </w:rPr>
         <w:t>链接:</w:t>
       </w:r>
-      <w:hyperlink r:id="rId38">
+      <w:hyperlink r:id="rId36">
         <w:r>
           <w:rPr>
             <w:color w:val="0563C1"/>
@@ -1676,7 +1579,7 @@
           <w:rFonts w:ascii="Times New Roman" w:hAnsi="Times New Roman" w:eastAsia="宋体"/>
           <w:sz w:val="18"/>
         </w:rPr>
-        <w:t>IT之家(60)、GameLook(8)、HackerNews(5)、Bing新闻(10)</w:t>
+        <w:t>IT之家(60)、GameLook(7)、HackerNews(4)、Bing新闻(9)</w:t>
       </w:r>
     </w:p>
     <w:p>

--- a/briefings/线口监测午报-2026-09-25.docx
+++ b/briefings/线口监测午报-2026-09-25.docx
@@ -22,7 +22,7 @@
           <w:color w:val="888888"/>
           <w:sz w:val="18"/>
         </w:rPr>
-        <w:t>监测窗口:近48小时 | 生成时间:2026-09-25 14:10</w:t>
+        <w:t>监测窗口:近48小时 | 生成时间:2026-09-25 20:43</w:t>
       </w:r>
     </w:p>
     <w:p>
@@ -70,6 +70,516 @@
           <w:color w:val="888888"/>
           <w:sz w:val="24"/>
         </w:rPr>
+        <w:t>英国最大 AI 超算面临供电问题：原定明年上线，或拖到 2030 年代中期</w:t>
+      </w:r>
+    </w:p>
+    <w:p>
+      <w:r>
+        <w:rPr>
+          <w:rFonts w:ascii="Times New Roman" w:hAnsi="Times New Roman" w:eastAsia="宋体"/>
+          <w:color w:val="888888"/>
+          <w:sz w:val="18"/>
+        </w:rPr>
+        <w:t>来源:IT之家 | 时间:09-25 20:19</w:t>
+      </w:r>
+    </w:p>
+    <w:p>
+      <w:r>
+        <w:rPr>
+          <w:rFonts w:ascii="Times New Roman" w:hAnsi="Times New Roman" w:eastAsia="宋体"/>
+          <w:sz w:val="18"/>
+        </w:rPr>
+        <w:t>链接:</w:t>
+      </w:r>
+      <w:hyperlink r:id="rId9">
+        <w:r>
+          <w:rPr>
+            <w:color w:val="0563C1"/>
+            <w:u w:val="single"/>
+          </w:rPr>
+          <w:t>英国最大 AI 超算面临供电问题：原定明年上线，或拖到 2030 年代中期</w:t>
+        </w:r>
+      </w:hyperlink>
+    </w:p>
+    <w:p>
+      <w:pPr>
+        <w:pStyle w:val="Heading3"/>
+      </w:pPr>
+      <w:r>
+        <w:rPr>
+          <w:rFonts w:ascii="Times New Roman" w:hAnsi="Times New Roman" w:eastAsia="黑体"/>
+          <w:b w:val="0"/>
+          <w:color w:val="888888"/>
+          <w:sz w:val="24"/>
+        </w:rPr>
+        <w:t>【C级·参考】</w:t>
+      </w:r>
+      <w:r>
+        <w:rPr>
+          <w:rFonts w:ascii="Times New Roman" w:hAnsi="Times New Roman" w:eastAsia="黑体"/>
+          <w:b w:val="0"/>
+          <w:color w:val="888888"/>
+          <w:sz w:val="24"/>
+        </w:rPr>
+        <w:t>纽约市议员提议立法奖励危险 AI 举报人，奖金来自收取的罚款</w:t>
+      </w:r>
+    </w:p>
+    <w:p>
+      <w:r>
+        <w:rPr>
+          <w:rFonts w:ascii="Times New Roman" w:hAnsi="Times New Roman" w:eastAsia="宋体"/>
+          <w:color w:val="888888"/>
+          <w:sz w:val="18"/>
+        </w:rPr>
+        <w:t>来源:IT之家 | 时间:09-25 17:53</w:t>
+      </w:r>
+    </w:p>
+    <w:p>
+      <w:r>
+        <w:rPr>
+          <w:rFonts w:ascii="Times New Roman" w:hAnsi="Times New Roman" w:eastAsia="宋体"/>
+          <w:sz w:val="18"/>
+        </w:rPr>
+        <w:t>链接:</w:t>
+      </w:r>
+      <w:hyperlink r:id="rId10">
+        <w:r>
+          <w:rPr>
+            <w:color w:val="0563C1"/>
+            <w:u w:val="single"/>
+          </w:rPr>
+          <w:t>纽约市议员提议立法奖励危险 AI 举报人，奖金来自收取的罚款</w:t>
+        </w:r>
+      </w:hyperlink>
+    </w:p>
+    <w:p>
+      <w:pPr>
+        <w:pStyle w:val="Heading3"/>
+      </w:pPr>
+      <w:r>
+        <w:rPr>
+          <w:rFonts w:ascii="Times New Roman" w:hAnsi="Times New Roman" w:eastAsia="黑体"/>
+          <w:b w:val="0"/>
+          <w:color w:val="888888"/>
+          <w:sz w:val="24"/>
+        </w:rPr>
+        <w:t>【C级·参考】</w:t>
+      </w:r>
+      <w:r>
+        <w:rPr>
+          <w:rFonts w:ascii="Times New Roman" w:hAnsi="Times New Roman" w:eastAsia="黑体"/>
+          <w:b w:val="0"/>
+          <w:color w:val="888888"/>
+          <w:sz w:val="24"/>
+        </w:rPr>
+        <w:t>国际货币基金组织：今年全球 AI 投资规模或突破 2 万亿美元</w:t>
+      </w:r>
+    </w:p>
+    <w:p>
+      <w:r>
+        <w:rPr>
+          <w:rFonts w:ascii="Times New Roman" w:hAnsi="Times New Roman" w:eastAsia="宋体"/>
+          <w:color w:val="888888"/>
+          <w:sz w:val="18"/>
+        </w:rPr>
+        <w:t>来源:IT之家 | 时间:09-25 17:11</w:t>
+      </w:r>
+    </w:p>
+    <w:p>
+      <w:r>
+        <w:rPr>
+          <w:rFonts w:ascii="Times New Roman" w:hAnsi="Times New Roman" w:eastAsia="宋体"/>
+          <w:sz w:val="18"/>
+        </w:rPr>
+        <w:t>链接:</w:t>
+      </w:r>
+      <w:hyperlink r:id="rId11">
+        <w:r>
+          <w:rPr>
+            <w:color w:val="0563C1"/>
+            <w:u w:val="single"/>
+          </w:rPr>
+          <w:t>国际货币基金组织：今年全球 AI 投资规模或突破 2 万亿美元</w:t>
+        </w:r>
+      </w:hyperlink>
+    </w:p>
+    <w:p>
+      <w:pPr>
+        <w:pStyle w:val="Heading3"/>
+      </w:pPr>
+      <w:r>
+        <w:rPr>
+          <w:rFonts w:ascii="Times New Roman" w:hAnsi="Times New Roman" w:eastAsia="黑体"/>
+          <w:b w:val="0"/>
+          <w:color w:val="888888"/>
+          <w:sz w:val="24"/>
+        </w:rPr>
+        <w:t>【C级·参考】</w:t>
+      </w:r>
+      <w:r>
+        <w:rPr>
+          <w:rFonts w:ascii="Times New Roman" w:hAnsi="Times New Roman" w:eastAsia="黑体"/>
+          <w:b w:val="0"/>
+          <w:color w:val="888888"/>
+          <w:sz w:val="24"/>
+        </w:rPr>
+        <w:t>又一家 AI 明星公司诞生：曝“医生版 ChatGPT”OpenEvidence 估值冲上 150 亿美元</w:t>
+      </w:r>
+    </w:p>
+    <w:p>
+      <w:r>
+        <w:rPr>
+          <w:rFonts w:ascii="Times New Roman" w:hAnsi="Times New Roman" w:eastAsia="宋体"/>
+          <w:color w:val="888888"/>
+          <w:sz w:val="18"/>
+        </w:rPr>
+        <w:t>来源:IT之家 | 时间:09-25 16:34</w:t>
+      </w:r>
+    </w:p>
+    <w:p>
+      <w:r>
+        <w:rPr>
+          <w:rFonts w:ascii="Times New Roman" w:hAnsi="Times New Roman" w:eastAsia="宋体"/>
+          <w:sz w:val="18"/>
+        </w:rPr>
+        <w:t>链接:</w:t>
+      </w:r>
+      <w:hyperlink r:id="rId12">
+        <w:r>
+          <w:rPr>
+            <w:color w:val="0563C1"/>
+            <w:u w:val="single"/>
+          </w:rPr>
+          <w:t>又一家 AI 明星公司诞生：曝“医生版 ChatGPT”OpenEvidence 估值冲上 150 亿美元</w:t>
+        </w:r>
+      </w:hyperlink>
+    </w:p>
+    <w:p>
+      <w:pPr>
+        <w:pStyle w:val="Heading3"/>
+      </w:pPr>
+      <w:r>
+        <w:rPr>
+          <w:rFonts w:ascii="Times New Roman" w:hAnsi="Times New Roman" w:eastAsia="黑体"/>
+          <w:b w:val="0"/>
+          <w:color w:val="888888"/>
+          <w:sz w:val="24"/>
+        </w:rPr>
+        <w:t>【C级·参考】</w:t>
+      </w:r>
+      <w:r>
+        <w:rPr>
+          <w:rFonts w:ascii="Times New Roman" w:hAnsi="Times New Roman" w:eastAsia="黑体"/>
+          <w:b w:val="0"/>
+          <w:color w:val="888888"/>
+          <w:sz w:val="24"/>
+        </w:rPr>
+        <w:t>苹果公布全产品线端侧 AI 能力矩阵：iPhone 18 Pro 等最高跑 140 亿参数激活模型</w:t>
+      </w:r>
+    </w:p>
+    <w:p>
+      <w:r>
+        <w:rPr>
+          <w:rFonts w:ascii="Times New Roman" w:hAnsi="Times New Roman" w:eastAsia="宋体"/>
+          <w:color w:val="888888"/>
+          <w:sz w:val="18"/>
+        </w:rPr>
+        <w:t>来源:IT之家 | 时间:09-25 15:57</w:t>
+      </w:r>
+    </w:p>
+    <w:p>
+      <w:r>
+        <w:rPr>
+          <w:rFonts w:ascii="Times New Roman" w:hAnsi="Times New Roman" w:eastAsia="宋体"/>
+          <w:sz w:val="18"/>
+        </w:rPr>
+        <w:t>链接:</w:t>
+      </w:r>
+      <w:hyperlink r:id="rId13">
+        <w:r>
+          <w:rPr>
+            <w:color w:val="0563C1"/>
+            <w:u w:val="single"/>
+          </w:rPr>
+          <w:t>苹果公布全产品线端侧 AI 能力矩阵：iPhone 18 Pro 等最高跑 140 亿参数激活模型</w:t>
+        </w:r>
+      </w:hyperlink>
+    </w:p>
+    <w:p>
+      <w:pPr>
+        <w:pStyle w:val="Heading3"/>
+      </w:pPr>
+      <w:r>
+        <w:rPr>
+          <w:rFonts w:ascii="Times New Roman" w:hAnsi="Times New Roman" w:eastAsia="黑体"/>
+          <w:b w:val="0"/>
+          <w:color w:val="888888"/>
+          <w:sz w:val="24"/>
+        </w:rPr>
+        <w:t>【C级·参考】</w:t>
+      </w:r>
+      <w:r>
+        <w:rPr>
+          <w:rFonts w:ascii="Times New Roman" w:hAnsi="Times New Roman" w:eastAsia="黑体"/>
+          <w:b w:val="0"/>
+          <w:color w:val="888888"/>
+          <w:sz w:val="24"/>
+        </w:rPr>
+        <w:t>OpenAI 智能体入侵澳大利亚政府网站，澳总理阿尔巴尼斯呼吁加强 AI 监管</w:t>
+      </w:r>
+    </w:p>
+    <w:p>
+      <w:r>
+        <w:rPr>
+          <w:rFonts w:ascii="Times New Roman" w:hAnsi="Times New Roman" w:eastAsia="宋体"/>
+          <w:color w:val="888888"/>
+          <w:sz w:val="18"/>
+        </w:rPr>
+        <w:t>来源:IT之家 | 时间:09-25 15:56</w:t>
+      </w:r>
+    </w:p>
+    <w:p>
+      <w:r>
+        <w:rPr>
+          <w:rFonts w:ascii="Times New Roman" w:hAnsi="Times New Roman" w:eastAsia="宋体"/>
+          <w:sz w:val="18"/>
+        </w:rPr>
+        <w:t>链接:</w:t>
+      </w:r>
+      <w:hyperlink r:id="rId14">
+        <w:r>
+          <w:rPr>
+            <w:color w:val="0563C1"/>
+            <w:u w:val="single"/>
+          </w:rPr>
+          <w:t>OpenAI 智能体入侵澳大利亚政府网站，澳总理阿尔巴尼斯呼吁加强 AI 监管</w:t>
+        </w:r>
+      </w:hyperlink>
+    </w:p>
+    <w:p>
+      <w:pPr>
+        <w:pStyle w:val="Heading3"/>
+      </w:pPr>
+      <w:r>
+        <w:rPr>
+          <w:rFonts w:ascii="Times New Roman" w:hAnsi="Times New Roman" w:eastAsia="黑体"/>
+          <w:b w:val="0"/>
+          <w:color w:val="888888"/>
+          <w:sz w:val="24"/>
+        </w:rPr>
+        <w:t>【C级·参考】</w:t>
+      </w:r>
+      <w:r>
+        <w:rPr>
+          <w:rFonts w:ascii="Times New Roman" w:hAnsi="Times New Roman" w:eastAsia="黑体"/>
+          <w:b w:val="0"/>
+          <w:color w:val="888888"/>
+          <w:sz w:val="24"/>
+        </w:rPr>
+        <w:t>英伟达黄仁勋谈“AI 让孩子淡忘基础数学”：这不是问题，我都记不住家庭地址 / 电话号码</w:t>
+      </w:r>
+    </w:p>
+    <w:p>
+      <w:r>
+        <w:rPr>
+          <w:rFonts w:ascii="Times New Roman" w:hAnsi="Times New Roman" w:eastAsia="宋体"/>
+          <w:color w:val="888888"/>
+          <w:sz w:val="18"/>
+        </w:rPr>
+        <w:t>来源:IT之家 | 时间:09-25 15:05</w:t>
+      </w:r>
+    </w:p>
+    <w:p>
+      <w:r>
+        <w:rPr>
+          <w:rFonts w:ascii="Times New Roman" w:hAnsi="Times New Roman" w:eastAsia="宋体"/>
+          <w:sz w:val="18"/>
+        </w:rPr>
+        <w:t>链接:</w:t>
+      </w:r>
+      <w:hyperlink r:id="rId15">
+        <w:r>
+          <w:rPr>
+            <w:color w:val="0563C1"/>
+            <w:u w:val="single"/>
+          </w:rPr>
+          <w:t>英伟达黄仁勋谈“AI 让孩子淡忘基础数学”：这不是问题，我都记不住家庭地址 / 电话号码</w:t>
+        </w:r>
+      </w:hyperlink>
+    </w:p>
+    <w:p>
+      <w:pPr>
+        <w:pStyle w:val="Heading3"/>
+      </w:pPr>
+      <w:r>
+        <w:rPr>
+          <w:rFonts w:ascii="Times New Roman" w:hAnsi="Times New Roman" w:eastAsia="黑体"/>
+          <w:b w:val="0"/>
+          <w:color w:val="888888"/>
+          <w:sz w:val="24"/>
+        </w:rPr>
+        <w:t>【C级·参考】</w:t>
+      </w:r>
+      <w:r>
+        <w:rPr>
+          <w:rFonts w:ascii="Times New Roman" w:hAnsi="Times New Roman" w:eastAsia="黑体"/>
+          <w:b w:val="0"/>
+          <w:color w:val="888888"/>
+          <w:sz w:val="24"/>
+        </w:rPr>
+        <w:t>试图闯入政府或学校网站，OpenAI 智能体四次“失控”细节曝光</w:t>
+      </w:r>
+    </w:p>
+    <w:p>
+      <w:r>
+        <w:rPr>
+          <w:rFonts w:ascii="Times New Roman" w:hAnsi="Times New Roman" w:eastAsia="宋体"/>
+          <w:color w:val="888888"/>
+          <w:sz w:val="18"/>
+        </w:rPr>
+        <w:t>来源:IT之家 | 时间:09-25 15:02</w:t>
+      </w:r>
+    </w:p>
+    <w:p>
+      <w:r>
+        <w:rPr>
+          <w:rFonts w:ascii="Times New Roman" w:hAnsi="Times New Roman" w:eastAsia="宋体"/>
+          <w:sz w:val="18"/>
+        </w:rPr>
+        <w:t>链接:</w:t>
+      </w:r>
+      <w:hyperlink r:id="rId16">
+        <w:r>
+          <w:rPr>
+            <w:color w:val="0563C1"/>
+            <w:u w:val="single"/>
+          </w:rPr>
+          <w:t>试图闯入政府或学校网站，OpenAI 智能体四次“失控”细节曝光</w:t>
+        </w:r>
+      </w:hyperlink>
+    </w:p>
+    <w:p>
+      <w:pPr>
+        <w:pStyle w:val="Heading3"/>
+      </w:pPr>
+      <w:r>
+        <w:rPr>
+          <w:rFonts w:ascii="Times New Roman" w:hAnsi="Times New Roman" w:eastAsia="黑体"/>
+          <w:b w:val="0"/>
+          <w:color w:val="888888"/>
+          <w:sz w:val="24"/>
+        </w:rPr>
+        <w:t>【C级·参考】</w:t>
+      </w:r>
+      <w:r>
+        <w:rPr>
+          <w:rFonts w:ascii="Times New Roman" w:hAnsi="Times New Roman" w:eastAsia="黑体"/>
+          <w:b w:val="0"/>
+          <w:color w:val="888888"/>
+          <w:sz w:val="24"/>
+        </w:rPr>
+        <w:t>马斯克秀 AI 算力：计划年底前配 110 万张英伟达 GB300，目标约 6 个月跻身行业领先</w:t>
+      </w:r>
+    </w:p>
+    <w:p>
+      <w:r>
+        <w:rPr>
+          <w:rFonts w:ascii="Times New Roman" w:hAnsi="Times New Roman" w:eastAsia="宋体"/>
+          <w:color w:val="888888"/>
+          <w:sz w:val="18"/>
+        </w:rPr>
+        <w:t>来源:IT之家 | 时间:09-25 14:47</w:t>
+      </w:r>
+    </w:p>
+    <w:p>
+      <w:r>
+        <w:rPr>
+          <w:rFonts w:ascii="Times New Roman" w:hAnsi="Times New Roman" w:eastAsia="宋体"/>
+          <w:sz w:val="18"/>
+        </w:rPr>
+        <w:t>链接:</w:t>
+      </w:r>
+      <w:hyperlink r:id="rId17">
+        <w:r>
+          <w:rPr>
+            <w:color w:val="0563C1"/>
+            <w:u w:val="single"/>
+          </w:rPr>
+          <w:t>马斯克秀 AI 算力：计划年底前配 110 万张英伟达 GB300，目标约 6 个月跻身行业领先</w:t>
+        </w:r>
+      </w:hyperlink>
+    </w:p>
+    <w:p>
+      <w:pPr>
+        <w:pStyle w:val="Heading3"/>
+      </w:pPr>
+      <w:r>
+        <w:rPr>
+          <w:rFonts w:ascii="Times New Roman" w:hAnsi="Times New Roman" w:eastAsia="黑体"/>
+          <w:b w:val="0"/>
+          <w:color w:val="888888"/>
+          <w:sz w:val="24"/>
+        </w:rPr>
+        <w:t>【C级·参考】</w:t>
+      </w:r>
+      <w:r>
+        <w:rPr>
+          <w:rFonts w:ascii="Times New Roman" w:hAnsi="Times New Roman" w:eastAsia="黑体"/>
+          <w:b w:val="0"/>
+          <w:color w:val="888888"/>
+          <w:sz w:val="24"/>
+        </w:rPr>
+        <w:t>谷歌网页版 Gmail 星标和“重要”标签默认设为蓝色，用户抱怨导致收件箱杂乱无章</w:t>
+      </w:r>
+    </w:p>
+    <w:p>
+      <w:r>
+        <w:rPr>
+          <w:rFonts w:ascii="Times New Roman" w:hAnsi="Times New Roman" w:eastAsia="宋体"/>
+          <w:color w:val="888888"/>
+          <w:sz w:val="18"/>
+        </w:rPr>
+        <w:t>来源:IT之家 | 时间:09-25 14:15</w:t>
+      </w:r>
+    </w:p>
+    <w:p>
+      <w:r>
+        <w:rPr>
+          <w:rFonts w:ascii="Times New Roman" w:hAnsi="Times New Roman" w:eastAsia="宋体"/>
+          <w:sz w:val="18"/>
+        </w:rPr>
+        <w:t>链接:</w:t>
+      </w:r>
+      <w:hyperlink r:id="rId18">
+        <w:r>
+          <w:rPr>
+            <w:color w:val="0563C1"/>
+            <w:u w:val="single"/>
+          </w:rPr>
+          <w:t>谷歌网页版 Gmail 星标和“重要”标签默认设为蓝色，用户抱怨导致收件箱杂乱无章</w:t>
+        </w:r>
+      </w:hyperlink>
+    </w:p>
+    <w:p>
+      <w:pPr>
+        <w:pStyle w:val="Heading3"/>
+      </w:pPr>
+      <w:r>
+        <w:rPr>
+          <w:rFonts w:ascii="Times New Roman" w:hAnsi="Times New Roman" w:eastAsia="黑体"/>
+          <w:b w:val="0"/>
+          <w:color w:val="888888"/>
+          <w:sz w:val="24"/>
+        </w:rPr>
+        <w:t>【C级·参考】</w:t>
+      </w:r>
+      <w:r>
+        <w:rPr>
+          <w:rFonts w:ascii="Times New Roman" w:hAnsi="Times New Roman" w:eastAsia="黑体"/>
+          <w:b w:val="0"/>
+          <w:color w:val="888888"/>
+          <w:sz w:val="24"/>
+        </w:rPr>
         <w:t>瞄准 AI 数据中心光学需求，康宁扩大 Polarcor 玻璃偏振片产能</w:t>
       </w:r>
     </w:p>
@@ -91,7 +601,7 @@
         </w:rPr>
         <w:t>链接:</w:t>
       </w:r>
-      <w:hyperlink r:id="rId9">
+      <w:hyperlink r:id="rId19">
         <w:r>
           <w:rPr>
             <w:color w:val="0563C1"/>
@@ -142,7 +652,7 @@
         </w:rPr>
         <w:t>链接:</w:t>
       </w:r>
-      <w:hyperlink r:id="rId10">
+      <w:hyperlink r:id="rId20">
         <w:r>
           <w:rPr>
             <w:color w:val="0563C1"/>
@@ -193,7 +703,7 @@
         </w:rPr>
         <w:t>链接:</w:t>
       </w:r>
-      <w:hyperlink r:id="rId11">
+      <w:hyperlink r:id="rId21">
         <w:r>
           <w:rPr>
             <w:color w:val="0563C1"/>
@@ -223,7 +733,7 @@
           <w:color w:val="888888"/>
           <w:sz w:val="24"/>
         </w:rPr>
-        <w:t>GPT-6 Astra 需求空前，曝 OpenAI 正筹备 ChatGPT Pro Max 订阅层级</w:t>
+        <w:t>Rokid联合创始人向文杰：AI眼镜是个人终端智能的最佳载体</w:t>
       </w:r>
     </w:p>
     <w:p>
@@ -233,7 +743,7 @@
           <w:color w:val="888888"/>
           <w:sz w:val="18"/>
         </w:rPr>
-        <w:t>来源:IT之家 | 时间:09-25 11:40</w:t>
+        <w:t>来源:Bing新闻 | 时间:09-25 12:09</w:t>
       </w:r>
     </w:p>
     <w:p>
@@ -244,13 +754,13 @@
         </w:rPr>
         <w:t>链接:</w:t>
       </w:r>
-      <w:hyperlink r:id="rId12">
+      <w:hyperlink r:id="rId22">
         <w:r>
           <w:rPr>
             <w:color w:val="0563C1"/>
             <w:u w:val="single"/>
           </w:rPr>
-          <w:t>GPT-6 Astra 需求空前，曝 OpenAI 正筹备 ChatGPT Pro Max 订阅层级</w:t>
+          <w:t>Rokid联合创始人向文杰：AI眼镜是个人终端智能的最佳载体</w:t>
         </w:r>
       </w:hyperlink>
     </w:p>
@@ -274,7 +784,7 @@
           <w:color w:val="888888"/>
           <w:sz w:val="24"/>
         </w:rPr>
-        <w:t>DeepSeek Harness 官方桌面版预览偷跑</w:t>
+        <w:t>最贵 AI 订阅服务之一：曝 OpenAI 正筹备 ChatGPT Pro Max 订阅层级</w:t>
       </w:r>
     </w:p>
     <w:p>
@@ -284,7 +794,7 @@
           <w:color w:val="888888"/>
           <w:sz w:val="18"/>
         </w:rPr>
-        <w:t>来源:IT之家 | 时间:09-25 10:51</w:t>
+        <w:t>来源:IT之家 | 时间:09-25 11:40</w:t>
       </w:r>
     </w:p>
     <w:p>
@@ -295,13 +805,13 @@
         </w:rPr>
         <w:t>链接:</w:t>
       </w:r>
-      <w:hyperlink r:id="rId13">
+      <w:hyperlink r:id="rId23">
         <w:r>
           <w:rPr>
             <w:color w:val="0563C1"/>
             <w:u w:val="single"/>
           </w:rPr>
-          <w:t>DeepSeek Harness 官方桌面版预览偷跑</w:t>
+          <w:t>最贵 AI 订阅服务之一：曝 OpenAI 正筹备 ChatGPT Pro Max 订阅层级</w:t>
         </w:r>
       </w:hyperlink>
     </w:p>
@@ -325,7 +835,7 @@
           <w:color w:val="888888"/>
           <w:sz w:val="24"/>
         </w:rPr>
-        <w:t>英伟达黄仁勋：若前沿实验室无法控制 AI，那么必须要关闭</w:t>
+        <w:t>What About Rails?</w:t>
       </w:r>
     </w:p>
     <w:p>
@@ -335,7 +845,7 @@
           <w:color w:val="888888"/>
           <w:sz w:val="18"/>
         </w:rPr>
-        <w:t>来源:IT之家 | 时间:09-25 10:12</w:t>
+        <w:t>来源:Hacker News | 时间:09-25 10:50</w:t>
       </w:r>
     </w:p>
     <w:p>
@@ -346,13 +856,13 @@
         </w:rPr>
         <w:t>链接:</w:t>
       </w:r>
-      <w:hyperlink r:id="rId14">
+      <w:hyperlink r:id="rId24">
         <w:r>
           <w:rPr>
             <w:color w:val="0563C1"/>
             <w:u w:val="single"/>
           </w:rPr>
-          <w:t>英伟达黄仁勋：若前沿实验室无法控制 AI，那么必须要关闭</w:t>
+          <w:t>What About Rails?</w:t>
         </w:r>
       </w:hyperlink>
     </w:p>
@@ -376,7 +886,7 @@
           <w:color w:val="888888"/>
           <w:sz w:val="24"/>
         </w:rPr>
-        <w:t>马斯克：若保持强劲加速度，SpaceXAI 约 6 个月后就能领跑</w:t>
+        <w:t>新一代乐奇AI眼镜数贸会首秀 正式发布定档10月27日</w:t>
       </w:r>
     </w:p>
     <w:p>
@@ -386,7 +896,7 @@
           <w:color w:val="888888"/>
           <w:sz w:val="18"/>
         </w:rPr>
-        <w:t>来源:IT之家 | 时间:09-25 08:51</w:t>
+        <w:t>来源:Bing新闻 | 时间:09-25 10:24</w:t>
       </w:r>
     </w:p>
     <w:p>
@@ -397,13 +907,13 @@
         </w:rPr>
         <w:t>链接:</w:t>
       </w:r>
-      <w:hyperlink r:id="rId15">
+      <w:hyperlink r:id="rId25">
         <w:r>
           <w:rPr>
             <w:color w:val="0563C1"/>
             <w:u w:val="single"/>
           </w:rPr>
-          <w:t>马斯克：若保持强劲加速度，SpaceXAI 约 6 个月后就能领跑</w:t>
+          <w:t>新一代乐奇AI眼镜数贸会首秀 正式发布定档10月27日</w:t>
         </w:r>
       </w:hyperlink>
     </w:p>
@@ -427,7 +937,7 @@
           <w:color w:val="888888"/>
           <w:sz w:val="24"/>
         </w:rPr>
-        <w:t>Meta 推出 2 款 AI 工具，让用户在手机端直接构建游戏</w:t>
+        <w:t>AI眼镜卖爆了！全球出货量暴涨263%：Meta独占94%份额</w:t>
       </w:r>
     </w:p>
     <w:p>
@@ -437,7 +947,7 @@
           <w:color w:val="888888"/>
           <w:sz w:val="18"/>
         </w:rPr>
-        <w:t>来源:IT之家 | 时间:09-25 08:34</w:t>
+        <w:t>来源:Bing新闻 | 时间:09-25 09:11</w:t>
       </w:r>
     </w:p>
     <w:p>
@@ -448,13 +958,13 @@
         </w:rPr>
         <w:t>链接:</w:t>
       </w:r>
-      <w:hyperlink r:id="rId16">
+      <w:hyperlink r:id="rId26">
         <w:r>
           <w:rPr>
             <w:color w:val="0563C1"/>
             <w:u w:val="single"/>
           </w:rPr>
-          <w:t>Meta 推出 2 款 AI 工具，让用户在手机端直接构建游戏</w:t>
+          <w:t>AI眼镜卖爆了！全球出货量暴涨263%：Meta独占94%份额</w:t>
         </w:r>
       </w:hyperlink>
     </w:p>
@@ -478,7 +988,7 @@
           <w:color w:val="888888"/>
           <w:sz w:val="24"/>
         </w:rPr>
-        <w:t>消息称 OpenAI 将在数日内预览网络安全专用模型 GPT-6 Cyber</w:t>
+        <w:t>Qualcomm称多设备协同需统一标准，正评估AI眼镜直连5G</w:t>
       </w:r>
     </w:p>
     <w:p>
@@ -488,7 +998,7 @@
           <w:color w:val="888888"/>
           <w:sz w:val="18"/>
         </w:rPr>
-        <w:t>来源:IT之家 | 时间:09-25 08:04</w:t>
+        <w:t>来源:Bing新闻 | 时间:09-25 07:15</w:t>
       </w:r>
     </w:p>
     <w:p>
@@ -499,115 +1009,13 @@
         </w:rPr>
         <w:t>链接:</w:t>
       </w:r>
-      <w:hyperlink r:id="rId17">
+      <w:hyperlink r:id="rId27">
         <w:r>
           <w:rPr>
             <w:color w:val="0563C1"/>
             <w:u w:val="single"/>
           </w:rPr>
-          <w:t>消息称 OpenAI 将在数日内预览网络安全专用模型 GPT-6 Cyber</w:t>
-        </w:r>
-      </w:hyperlink>
-    </w:p>
-    <w:p>
-      <w:pPr>
-        <w:pStyle w:val="Heading3"/>
-      </w:pPr>
-      <w:r>
-        <w:rPr>
-          <w:rFonts w:ascii="Times New Roman" w:hAnsi="Times New Roman" w:eastAsia="黑体"/>
-          <w:b w:val="0"/>
-          <w:color w:val="888888"/>
-          <w:sz w:val="24"/>
-        </w:rPr>
-        <w:t>【C级·参考】</w:t>
-      </w:r>
-      <w:r>
-        <w:rPr>
-          <w:rFonts w:ascii="Times New Roman" w:hAnsi="Times New Roman" w:eastAsia="黑体"/>
-          <w:b w:val="0"/>
-          <w:color w:val="888888"/>
-          <w:sz w:val="24"/>
-        </w:rPr>
-        <w:t>大厂的AI战火，攻入硬件</w:t>
-      </w:r>
-    </w:p>
-    <w:p>
-      <w:r>
-        <w:rPr>
-          <w:rFonts w:ascii="Times New Roman" w:hAnsi="Times New Roman" w:eastAsia="宋体"/>
-          <w:color w:val="888888"/>
-          <w:sz w:val="18"/>
-        </w:rPr>
-        <w:t>来源:Bing新闻 | 时间:09-25 07:10</w:t>
-      </w:r>
-    </w:p>
-    <w:p>
-      <w:r>
-        <w:rPr>
-          <w:rFonts w:ascii="Times New Roman" w:hAnsi="Times New Roman" w:eastAsia="宋体"/>
-          <w:sz w:val="18"/>
-        </w:rPr>
-        <w:t>链接:</w:t>
-      </w:r>
-      <w:hyperlink r:id="rId18">
-        <w:r>
-          <w:rPr>
-            <w:color w:val="0563C1"/>
-            <w:u w:val="single"/>
-          </w:rPr>
-          <w:t>大厂的AI战火，攻入硬件</w:t>
-        </w:r>
-      </w:hyperlink>
-    </w:p>
-    <w:p>
-      <w:pPr>
-        <w:pStyle w:val="Heading3"/>
-      </w:pPr>
-      <w:r>
-        <w:rPr>
-          <w:rFonts w:ascii="Times New Roman" w:hAnsi="Times New Roman" w:eastAsia="黑体"/>
-          <w:b w:val="0"/>
-          <w:color w:val="888888"/>
-          <w:sz w:val="24"/>
-        </w:rPr>
-        <w:t>【C级·参考】</w:t>
-      </w:r>
-      <w:r>
-        <w:rPr>
-          <w:rFonts w:ascii="Times New Roman" w:hAnsi="Times New Roman" w:eastAsia="黑体"/>
-          <w:b w:val="0"/>
-          <w:color w:val="888888"/>
-          <w:sz w:val="24"/>
-        </w:rPr>
-        <w:t>Show HN: Koi.rest – watch some fish and regain your balance</w:t>
-      </w:r>
-    </w:p>
-    <w:p>
-      <w:r>
-        <w:rPr>
-          <w:rFonts w:ascii="Times New Roman" w:hAnsi="Times New Roman" w:eastAsia="宋体"/>
-          <w:color w:val="888888"/>
-          <w:sz w:val="18"/>
-        </w:rPr>
-        <w:t>来源:Hacker News | 时间:09-25 05:33</w:t>
-      </w:r>
-    </w:p>
-    <w:p>
-      <w:r>
-        <w:rPr>
-          <w:rFonts w:ascii="Times New Roman" w:hAnsi="Times New Roman" w:eastAsia="宋体"/>
-          <w:sz w:val="18"/>
-        </w:rPr>
-        <w:t>链接:</w:t>
-      </w:r>
-      <w:hyperlink r:id="rId19">
-        <w:r>
-          <w:rPr>
-            <w:color w:val="0563C1"/>
-            <w:u w:val="single"/>
-          </w:rPr>
-          <w:t>Show HN: Koi.rest – watch some fish and regain your balance</w:t>
+          <w:t>Qualcomm称多设备协同需统一标准，正评估AI眼镜直连5G</w:t>
         </w:r>
       </w:hyperlink>
     </w:p>
@@ -652,7 +1060,7 @@
         </w:rPr>
         <w:t>链接:</w:t>
       </w:r>
-      <w:hyperlink r:id="rId20">
+      <w:hyperlink r:id="rId28">
         <w:r>
           <w:rPr>
             <w:color w:val="0563C1"/>
@@ -682,7 +1090,7 @@
           <w:color w:val="888888"/>
           <w:sz w:val="24"/>
         </w:rPr>
-        <w:t>谁的黄金周急需一副AI眼镜？</w:t>
+        <w:t>谁的黄金周急需一副AI眼镜?</w:t>
       </w:r>
     </w:p>
     <w:p>
@@ -692,7 +1100,7 @@
           <w:color w:val="888888"/>
           <w:sz w:val="18"/>
         </w:rPr>
-        <w:t>来源:Bing新闻 | 时间:09-25 01:00</w:t>
+        <w:t>来源:Bing新闻 | 时间:09-25 02:49</w:t>
       </w:r>
     </w:p>
     <w:p>
@@ -703,13 +1111,13 @@
         </w:rPr>
         <w:t>链接:</w:t>
       </w:r>
-      <w:hyperlink r:id="rId21">
+      <w:hyperlink r:id="rId29">
         <w:r>
           <w:rPr>
             <w:color w:val="0563C1"/>
             <w:u w:val="single"/>
           </w:rPr>
-          <w:t>谁的黄金周急需一副AI眼镜？</w:t>
+          <w:t>谁的黄金周急需一副AI眼镜?</w:t>
         </w:r>
       </w:hyperlink>
     </w:p>
@@ -733,7 +1141,7 @@
           <w:color w:val="888888"/>
           <w:sz w:val="24"/>
         </w:rPr>
-        <w:t>第二代乐奇Rokid AI眼镜上手：颜值更高，佩戴「轻感」十足超舒服</w:t>
+        <w:t>Meta Connect 2026：从AI眼镜到个人智能体，Meta押注“可穿戴代理”</w:t>
       </w:r>
     </w:p>
     <w:p>
@@ -743,7 +1151,7 @@
           <w:color w:val="888888"/>
           <w:sz w:val="18"/>
         </w:rPr>
-        <w:t>来源:Bing新闻 | 时间:09-24 22:10</w:t>
+        <w:t>来源:Bing新闻 | 时间:09-24 21:26</w:t>
       </w:r>
     </w:p>
     <w:p>
@@ -754,13 +1162,13 @@
         </w:rPr>
         <w:t>链接:</w:t>
       </w:r>
-      <w:hyperlink r:id="rId22">
+      <w:hyperlink r:id="rId30">
         <w:r>
           <w:rPr>
             <w:color w:val="0563C1"/>
             <w:u w:val="single"/>
           </w:rPr>
-          <w:t>第二代乐奇Rokid AI眼镜上手：颜值更高，佩戴「轻感」十足超舒服</w:t>
+          <w:t>Meta Connect 2026：从AI眼镜到个人智能体，Meta押注“可穿戴代理”</w:t>
         </w:r>
       </w:hyperlink>
     </w:p>
@@ -784,7 +1192,7 @@
           <w:color w:val="888888"/>
           <w:sz w:val="24"/>
         </w:rPr>
-        <w:t>Rokid联合创始人向文杰：AI眼镜是个人终端智能的最佳载体</w:t>
+        <w:t>乐奇Rokid×红星眼镜，上海首家AI眼镜验配一体门店落地，开启体验式消费时代</w:t>
       </w:r>
     </w:p>
     <w:p>
@@ -794,7 +1202,7 @@
           <w:color w:val="888888"/>
           <w:sz w:val="18"/>
         </w:rPr>
-        <w:t>来源:Bing新闻 | 时间:09-24 22:09</w:t>
+        <w:t>来源:Bing新闻 | 时间:09-24 18:43</w:t>
       </w:r>
     </w:p>
     <w:p>
@@ -805,166 +1213,13 @@
         </w:rPr>
         <w:t>链接:</w:t>
       </w:r>
-      <w:hyperlink r:id="rId23">
+      <w:hyperlink r:id="rId31">
         <w:r>
           <w:rPr>
             <w:color w:val="0563C1"/>
             <w:u w:val="single"/>
           </w:rPr>
-          <w:t>Rokid联合创始人向文杰：AI眼镜是个人终端智能的最佳载体</w:t>
-        </w:r>
-      </w:hyperlink>
-    </w:p>
-    <w:p>
-      <w:pPr>
-        <w:pStyle w:val="Heading3"/>
-      </w:pPr>
-      <w:r>
-        <w:rPr>
-          <w:rFonts w:ascii="Times New Roman" w:hAnsi="Times New Roman" w:eastAsia="黑体"/>
-          <w:b w:val="0"/>
-          <w:color w:val="888888"/>
-          <w:sz w:val="24"/>
-        </w:rPr>
-        <w:t>【C级·参考】</w:t>
-      </w:r>
-      <w:r>
-        <w:rPr>
-          <w:rFonts w:ascii="Times New Roman" w:hAnsi="Times New Roman" w:eastAsia="黑体"/>
-          <w:b w:val="0"/>
-          <w:color w:val="888888"/>
-          <w:sz w:val="24"/>
-        </w:rPr>
-        <w:t>AI眼镜卖爆了！全球出货量暴涨263%：Meta独占94%份额</w:t>
-      </w:r>
-    </w:p>
-    <w:p>
-      <w:r>
-        <w:rPr>
-          <w:rFonts w:ascii="Times New Roman" w:hAnsi="Times New Roman" w:eastAsia="宋体"/>
-          <w:color w:val="888888"/>
-          <w:sz w:val="18"/>
-        </w:rPr>
-        <w:t>来源:Bing新闻 | 时间:09-24 19:11</w:t>
-      </w:r>
-    </w:p>
-    <w:p>
-      <w:r>
-        <w:rPr>
-          <w:rFonts w:ascii="Times New Roman" w:hAnsi="Times New Roman" w:eastAsia="宋体"/>
-          <w:sz w:val="18"/>
-        </w:rPr>
-        <w:t>链接:</w:t>
-      </w:r>
-      <w:hyperlink r:id="rId24">
-        <w:r>
-          <w:rPr>
-            <w:color w:val="0563C1"/>
-            <w:u w:val="single"/>
-          </w:rPr>
-          <w:t>AI眼镜卖爆了！全球出货量暴涨263%：Meta独占94%份额</w:t>
-        </w:r>
-      </w:hyperlink>
-    </w:p>
-    <w:p>
-      <w:pPr>
-        <w:pStyle w:val="Heading3"/>
-      </w:pPr>
-      <w:r>
-        <w:rPr>
-          <w:rFonts w:ascii="Times New Roman" w:hAnsi="Times New Roman" w:eastAsia="黑体"/>
-          <w:b w:val="0"/>
-          <w:color w:val="888888"/>
-          <w:sz w:val="24"/>
-        </w:rPr>
-        <w:t>【C级·参考】</w:t>
-      </w:r>
-      <w:r>
-        <w:rPr>
-          <w:rFonts w:ascii="Times New Roman" w:hAnsi="Times New Roman" w:eastAsia="黑体"/>
-          <w:b w:val="0"/>
-          <w:color w:val="888888"/>
-          <w:sz w:val="24"/>
-        </w:rPr>
-        <w:t>Qualcomm称多设备协同需统一标准，正评估AI眼镜直连5G</w:t>
-      </w:r>
-    </w:p>
-    <w:p>
-      <w:r>
-        <w:rPr>
-          <w:rFonts w:ascii="Times New Roman" w:hAnsi="Times New Roman" w:eastAsia="宋体"/>
-          <w:color w:val="888888"/>
-          <w:sz w:val="18"/>
-        </w:rPr>
-        <w:t>来源:Bing新闻 | 时间:09-24 17:15</w:t>
-      </w:r>
-    </w:p>
-    <w:p>
-      <w:r>
-        <w:rPr>
-          <w:rFonts w:ascii="Times New Roman" w:hAnsi="Times New Roman" w:eastAsia="宋体"/>
-          <w:sz w:val="18"/>
-        </w:rPr>
-        <w:t>链接:</w:t>
-      </w:r>
-      <w:hyperlink r:id="rId25">
-        <w:r>
-          <w:rPr>
-            <w:color w:val="0563C1"/>
-            <w:u w:val="single"/>
-          </w:rPr>
-          <w:t>Qualcomm称多设备协同需统一标准，正评估AI眼镜直连5G</w:t>
-        </w:r>
-      </w:hyperlink>
-    </w:p>
-    <w:p>
-      <w:pPr>
-        <w:pStyle w:val="Heading3"/>
-      </w:pPr>
-      <w:r>
-        <w:rPr>
-          <w:rFonts w:ascii="Times New Roman" w:hAnsi="Times New Roman" w:eastAsia="黑体"/>
-          <w:b w:val="0"/>
-          <w:color w:val="888888"/>
-          <w:sz w:val="24"/>
-        </w:rPr>
-        <w:t>【C级·参考】</w:t>
-      </w:r>
-      <w:r>
-        <w:rPr>
-          <w:rFonts w:ascii="Times New Roman" w:hAnsi="Times New Roman" w:eastAsia="黑体"/>
-          <w:b w:val="0"/>
-          <w:color w:val="888888"/>
-          <w:sz w:val="24"/>
-        </w:rPr>
-        <w:t>Meta Connect发布多款AI硬件，Muse智能助手深度集成眼镜 ｜#AI资讯# #Meta# #智能硬件#</w:t>
-      </w:r>
-    </w:p>
-    <w:p>
-      <w:r>
-        <w:rPr>
-          <w:rFonts w:ascii="Times New Roman" w:hAnsi="Times New Roman" w:eastAsia="宋体"/>
-          <w:color w:val="888888"/>
-          <w:sz w:val="18"/>
-        </w:rPr>
-        <w:t>来源:Bing新闻 | 时间:09-24 16:08</w:t>
-      </w:r>
-    </w:p>
-    <w:p>
-      <w:r>
-        <w:rPr>
-          <w:rFonts w:ascii="Times New Roman" w:hAnsi="Times New Roman" w:eastAsia="宋体"/>
-          <w:sz w:val="18"/>
-        </w:rPr>
-        <w:t>链接:</w:t>
-      </w:r>
-      <w:hyperlink r:id="rId26">
-        <w:r>
-          <w:rPr>
-            <w:color w:val="0563C1"/>
-            <w:u w:val="single"/>
-          </w:rPr>
-          <w:t>Meta Connect发布多款AI硬件，Muse智能助手深度集成眼镜 ｜#AI资讯# #Meta# #智能硬件#</w:t>
+          <w:t>乐奇Rokid×红星眼镜，上海首家AI眼镜验配一体门店落地，开启体验式消费时代</w:t>
         </w:r>
       </w:hyperlink>
     </w:p>
@@ -1009,64 +1264,13 @@
         </w:rPr>
         <w:t>链接:</w:t>
       </w:r>
-      <w:hyperlink r:id="rId27">
+      <w:hyperlink r:id="rId32">
         <w:r>
           <w:rPr>
             <w:color w:val="0563C1"/>
             <w:u w:val="single"/>
           </w:rPr>
           <w:t>乐奇二代AI眼镜首秀：防抖夜景双升级 第一视角拍摄更强</w:t>
-        </w:r>
-      </w:hyperlink>
-    </w:p>
-    <w:p>
-      <w:pPr>
-        <w:pStyle w:val="Heading3"/>
-      </w:pPr>
-      <w:r>
-        <w:rPr>
-          <w:rFonts w:ascii="Times New Roman" w:hAnsi="Times New Roman" w:eastAsia="黑体"/>
-          <w:b w:val="0"/>
-          <w:color w:val="888888"/>
-          <w:sz w:val="24"/>
-        </w:rPr>
-        <w:t>【C级·参考】</w:t>
-      </w:r>
-      <w:r>
-        <w:rPr>
-          <w:rFonts w:ascii="Times New Roman" w:hAnsi="Times New Roman" w:eastAsia="黑体"/>
-          <w:b w:val="0"/>
-          <w:color w:val="888888"/>
-          <w:sz w:val="24"/>
-        </w:rPr>
-        <w:t>Rails World 2026 Opening Keynote [video]</w:t>
-      </w:r>
-    </w:p>
-    <w:p>
-      <w:r>
-        <w:rPr>
-          <w:rFonts w:ascii="Times New Roman" w:hAnsi="Times New Roman" w:eastAsia="宋体"/>
-          <w:color w:val="888888"/>
-          <w:sz w:val="18"/>
-        </w:rPr>
-        <w:t>来源:Hacker News | 时间:09-23 23:33</w:t>
-      </w:r>
-    </w:p>
-    <w:p>
-      <w:r>
-        <w:rPr>
-          <w:rFonts w:ascii="Times New Roman" w:hAnsi="Times New Roman" w:eastAsia="宋体"/>
-          <w:sz w:val="18"/>
-        </w:rPr>
-        <w:t>链接:</w:t>
-      </w:r>
-      <w:hyperlink r:id="rId28">
-        <w:r>
-          <w:rPr>
-            <w:color w:val="0563C1"/>
-            <w:u w:val="single"/>
-          </w:rPr>
-          <w:t>Rails World 2026 Opening Keynote [video]</w:t>
         </w:r>
       </w:hyperlink>
     </w:p>
@@ -1102,7 +1306,7 @@
           <w:color w:val="888888"/>
           <w:sz w:val="24"/>
         </w:rPr>
-        <w:t>长安汽车：力争在 2028 年实现人形机器人量产、2030 年推出商用航线飞行汽车</w:t>
+        <w:t>宇树科技创始人王兴兴：机器人核心瓶颈是能否解决几毫米的工作误差</w:t>
       </w:r>
     </w:p>
     <w:p>
@@ -1112,7 +1316,7 @@
           <w:color w:val="888888"/>
           <w:sz w:val="18"/>
         </w:rPr>
-        <w:t>来源:IT之家 | 时间:09-25 09:04</w:t>
+        <w:t>来源:IT之家 | 时间:09-25 15:00</w:t>
       </w:r>
     </w:p>
     <w:p>
@@ -1123,13 +1327,13 @@
         </w:rPr>
         <w:t>链接:</w:t>
       </w:r>
-      <w:hyperlink r:id="rId29">
+      <w:hyperlink r:id="rId33">
         <w:r>
           <w:rPr>
             <w:color w:val="0563C1"/>
             <w:u w:val="single"/>
           </w:rPr>
-          <w:t>长安汽车：力争在 2028 年实现人形机器人量产、2030 年推出商用航线飞行汽车</w:t>
+          <w:t>宇树科技创始人王兴兴：机器人核心瓶颈是能否解决几毫米的工作误差</w:t>
         </w:r>
       </w:hyperlink>
     </w:p>
@@ -1199,7 +1403,7 @@
           <w:color w:val="888888"/>
           <w:sz w:val="24"/>
         </w:rPr>
-        <w:t>Dreunen 教授称微软重组游戏业务形成“反向收购”格局：XBOX 自有 IP 转向动视等</w:t>
+        <w:t>Reddit 版主大规模复制、传播盗版 Switch 游戏，被判赔偿任天堂 450 万美元</w:t>
       </w:r>
     </w:p>
     <w:p>
@@ -1209,7 +1413,7 @@
           <w:color w:val="888888"/>
           <w:sz w:val="18"/>
         </w:rPr>
-        <w:t>来源:IT之家 | 时间:09-25 12:45</w:t>
+        <w:t>来源:IT之家 | 时间:09-25 18:59</w:t>
       </w:r>
     </w:p>
     <w:p>
@@ -1220,13 +1424,13 @@
         </w:rPr>
         <w:t>链接:</w:t>
       </w:r>
-      <w:hyperlink r:id="rId30">
+      <w:hyperlink r:id="rId34">
         <w:r>
           <w:rPr>
             <w:color w:val="0563C1"/>
             <w:u w:val="single"/>
           </w:rPr>
-          <w:t>Dreunen 教授称微软重组游戏业务形成“反向收购”格局：XBOX 自有 IP 转向动视等</w:t>
+          <w:t>Reddit 版主大规模复制、传播盗版 Switch 游戏，被判赔偿任天堂 450 万美元</w:t>
         </w:r>
       </w:hyperlink>
     </w:p>
@@ -1250,7 +1454,7 @@
           <w:color w:val="888888"/>
           <w:sz w:val="24"/>
         </w:rPr>
-        <w:t>《巫师 4》游戏前瞻：剧情强化道德灰度叙事，塑造有血有肉的 NPC</w:t>
+        <w:t>Dreunen 教授称微软重组游戏业务形成“反向收购”格局：XBOX 自有 IP 转向动视等</w:t>
       </w:r>
     </w:p>
     <w:p>
@@ -1260,7 +1464,7 @@
           <w:color w:val="888888"/>
           <w:sz w:val="18"/>
         </w:rPr>
-        <w:t>来源:IT之家 | 时间:09-25 10:33</w:t>
+        <w:t>来源:IT之家 | 时间:09-25 12:45</w:t>
       </w:r>
     </w:p>
     <w:p>
@@ -1271,166 +1475,13 @@
         </w:rPr>
         <w:t>链接:</w:t>
       </w:r>
-      <w:hyperlink r:id="rId31">
+      <w:hyperlink r:id="rId35">
         <w:r>
           <w:rPr>
             <w:color w:val="0563C1"/>
             <w:u w:val="single"/>
           </w:rPr>
-          <w:t>《巫师 4》游戏前瞻：剧情强化道德灰度叙事，塑造有血有肉的 NPC</w:t>
-        </w:r>
-      </w:hyperlink>
-    </w:p>
-    <w:p>
-      <w:pPr>
-        <w:pStyle w:val="Heading3"/>
-      </w:pPr>
-      <w:r>
-        <w:rPr>
-          <w:rFonts w:ascii="Times New Roman" w:hAnsi="Times New Roman" w:eastAsia="黑体"/>
-          <w:b w:val="0"/>
-          <w:color w:val="888888"/>
-          <w:sz w:val="24"/>
-        </w:rPr>
-        <w:t>【C级·参考】</w:t>
-      </w:r>
-      <w:r>
-        <w:rPr>
-          <w:rFonts w:ascii="Times New Roman" w:hAnsi="Times New Roman" w:eastAsia="黑体"/>
-          <w:b w:val="0"/>
-          <w:color w:val="888888"/>
-          <w:sz w:val="24"/>
-        </w:rPr>
-        <w:t>CEO 回应《战狗》后续涨价：游戏值这个价，《GTA6》定价过低可能伤害行业</w:t>
-      </w:r>
-    </w:p>
-    <w:p>
-      <w:r>
-        <w:rPr>
-          <w:rFonts w:ascii="Times New Roman" w:hAnsi="Times New Roman" w:eastAsia="宋体"/>
-          <w:color w:val="888888"/>
-          <w:sz w:val="18"/>
-        </w:rPr>
-        <w:t>来源:IT之家 | 时间:09-25 09:54</w:t>
-      </w:r>
-    </w:p>
-    <w:p>
-      <w:r>
-        <w:rPr>
-          <w:rFonts w:ascii="Times New Roman" w:hAnsi="Times New Roman" w:eastAsia="宋体"/>
-          <w:sz w:val="18"/>
-        </w:rPr>
-        <w:t>链接:</w:t>
-      </w:r>
-      <w:hyperlink r:id="rId32">
-        <w:r>
-          <w:rPr>
-            <w:color w:val="0563C1"/>
-            <w:u w:val="single"/>
-          </w:rPr>
-          <w:t>CEO 回应《战狗》后续涨价：游戏值这个价，《GTA6》定价过低可能伤害行业</w:t>
-        </w:r>
-      </w:hyperlink>
-    </w:p>
-    <w:p>
-      <w:pPr>
-        <w:pStyle w:val="Heading3"/>
-      </w:pPr>
-      <w:r>
-        <w:rPr>
-          <w:rFonts w:ascii="Times New Roman" w:hAnsi="Times New Roman" w:eastAsia="黑体"/>
-          <w:b w:val="0"/>
-          <w:color w:val="888888"/>
-          <w:sz w:val="24"/>
-        </w:rPr>
-        <w:t>【C级·参考】</w:t>
-      </w:r>
-      <w:r>
-        <w:rPr>
-          <w:rFonts w:ascii="Times New Roman" w:hAnsi="Times New Roman" w:eastAsia="黑体"/>
-          <w:b w:val="0"/>
-          <w:color w:val="888888"/>
-          <w:sz w:val="24"/>
-        </w:rPr>
-        <w:t>传音 Infinix 推出 GT NX 移动游戏外设：触控板手柄、扩展坞-散热二合一</w:t>
-      </w:r>
-    </w:p>
-    <w:p>
-      <w:r>
-        <w:rPr>
-          <w:rFonts w:ascii="Times New Roman" w:hAnsi="Times New Roman" w:eastAsia="宋体"/>
-          <w:color w:val="888888"/>
-          <w:sz w:val="18"/>
-        </w:rPr>
-        <w:t>来源:IT之家 | 时间:09-25 08:31</w:t>
-      </w:r>
-    </w:p>
-    <w:p>
-      <w:r>
-        <w:rPr>
-          <w:rFonts w:ascii="Times New Roman" w:hAnsi="Times New Roman" w:eastAsia="宋体"/>
-          <w:sz w:val="18"/>
-        </w:rPr>
-        <w:t>链接:</w:t>
-      </w:r>
-      <w:hyperlink r:id="rId33">
-        <w:r>
-          <w:rPr>
-            <w:color w:val="0563C1"/>
-            <w:u w:val="single"/>
-          </w:rPr>
-          <w:t>传音 Infinix 推出 GT NX 移动游戏外设：触控板手柄、扩展坞-散热二合一</w:t>
-        </w:r>
-      </w:hyperlink>
-    </w:p>
-    <w:p>
-      <w:pPr>
-        <w:pStyle w:val="Heading3"/>
-      </w:pPr>
-      <w:r>
-        <w:rPr>
-          <w:rFonts w:ascii="Times New Roman" w:hAnsi="Times New Roman" w:eastAsia="黑体"/>
-          <w:b w:val="0"/>
-          <w:color w:val="888888"/>
-          <w:sz w:val="24"/>
-        </w:rPr>
-        <w:t>【C级·参考】</w:t>
-      </w:r>
-      <w:r>
-        <w:rPr>
-          <w:rFonts w:ascii="Times New Roman" w:hAnsi="Times New Roman" w:eastAsia="黑体"/>
-          <w:b w:val="0"/>
-          <w:color w:val="888888"/>
-          <w:sz w:val="24"/>
-        </w:rPr>
-        <w:t>英特尔 Arc 显卡驱动 32.0.101.9033 Beta 版发布：支持《控制：共振》游戏</w:t>
-      </w:r>
-    </w:p>
-    <w:p>
-      <w:r>
-        <w:rPr>
-          <w:rFonts w:ascii="Times New Roman" w:hAnsi="Times New Roman" w:eastAsia="宋体"/>
-          <w:color w:val="888888"/>
-          <w:sz w:val="18"/>
-        </w:rPr>
-        <w:t>来源:IT之家 | 时间:09-25 08:19</w:t>
-      </w:r>
-    </w:p>
-    <w:p>
-      <w:r>
-        <w:rPr>
-          <w:rFonts w:ascii="Times New Roman" w:hAnsi="Times New Roman" w:eastAsia="宋体"/>
-          <w:sz w:val="18"/>
-        </w:rPr>
-        <w:t>链接:</w:t>
-      </w:r>
-      <w:hyperlink r:id="rId34">
-        <w:r>
-          <w:rPr>
-            <w:color w:val="0563C1"/>
-            <w:u w:val="single"/>
-          </w:rPr>
-          <w:t>英特尔 Arc 显卡驱动 32.0.101.9033 Beta 版发布：支持《控制：共振》游戏</w:t>
+          <w:t>Dreunen 教授称微软重组游戏业务形成“反向收购”格局：XBOX 自有 IP 转向动视等</w:t>
         </w:r>
       </w:hyperlink>
     </w:p>
@@ -1475,13 +1526,76 @@
         </w:rPr>
         <w:t>链接:</w:t>
       </w:r>
-      <w:hyperlink r:id="rId35">
+      <w:hyperlink r:id="rId36">
         <w:r>
           <w:rPr>
             <w:color w:val="0563C1"/>
             <w:u w:val="single"/>
           </w:rPr>
           <w:t>“让女玩家做裙子的游戏火了”！3人开发《针影裁梦》好评96%, Steam在线破万人</w:t>
+        </w:r>
+      </w:hyperlink>
+    </w:p>
+    <w:p>
+      <w:pPr>
+        <w:pStyle w:val="Heading2"/>
+      </w:pPr>
+      <w:r>
+        <w:rPr>
+          <w:rFonts w:ascii="Times New Roman" w:hAnsi="Times New Roman" w:eastAsia="黑体"/>
+          <w:sz w:val="28"/>
+        </w:rPr>
+        <w:t>消费/以旧换新/新餐饮</w:t>
+      </w:r>
+    </w:p>
+    <w:p>
+      <w:pPr>
+        <w:pStyle w:val="Heading3"/>
+      </w:pPr>
+      <w:r>
+        <w:rPr>
+          <w:rFonts w:ascii="Times New Roman" w:hAnsi="Times New Roman" w:eastAsia="黑体"/>
+          <w:b w:val="0"/>
+          <w:color w:val="888888"/>
+          <w:sz w:val="24"/>
+        </w:rPr>
+        <w:t>【C级·参考】</w:t>
+      </w:r>
+      <w:r>
+        <w:rPr>
+          <w:rFonts w:ascii="Times New Roman" w:hAnsi="Times New Roman" w:eastAsia="黑体"/>
+          <w:b w:val="0"/>
+          <w:color w:val="888888"/>
+          <w:sz w:val="24"/>
+        </w:rPr>
+        <w:t>AOC 推出 34 英寸 G4 宙斯盾带鱼屏显示器：WQHD 200Hz，国补价 1613.7 元</w:t>
+      </w:r>
+    </w:p>
+    <w:p>
+      <w:r>
+        <w:rPr>
+          <w:rFonts w:ascii="Times New Roman" w:hAnsi="Times New Roman" w:eastAsia="宋体"/>
+          <w:color w:val="888888"/>
+          <w:sz w:val="18"/>
+        </w:rPr>
+        <w:t>来源:IT之家 | 时间:09-25 16:26</w:t>
+      </w:r>
+    </w:p>
+    <w:p>
+      <w:r>
+        <w:rPr>
+          <w:rFonts w:ascii="Times New Roman" w:hAnsi="Times New Roman" w:eastAsia="宋体"/>
+          <w:sz w:val="18"/>
+        </w:rPr>
+        <w:t>链接:</w:t>
+      </w:r>
+      <w:hyperlink r:id="rId37">
+        <w:r>
+          <w:rPr>
+            <w:color w:val="0563C1"/>
+            <w:u w:val="single"/>
+          </w:rPr>
+          <w:t>AOC 推出 34 英寸 G4 宙斯盾带鱼屏显示器：WQHD 200Hz，国补价 1613.7 元</w:t>
         </w:r>
       </w:hyperlink>
     </w:p>
@@ -1505,7 +1619,7 @@
           <w:color w:val="888888"/>
           <w:sz w:val="24"/>
         </w:rPr>
-        <w:t>数据分析：如何通过Steam Demo在线人数，预测游戏最终成绩？</w:t>
+        <w:t>乘联分会：今年以来全国乘用车累计零售 1259.3 万辆，同比下降 21%</w:t>
       </w:r>
     </w:p>
     <w:p>
@@ -1515,7 +1629,7 @@
           <w:color w:val="888888"/>
           <w:sz w:val="18"/>
         </w:rPr>
-        <w:t>来源:GameLook | 时间:09-24 09:27</w:t>
+        <w:t>来源:IT之家 | 时间:09-25 15:43</w:t>
       </w:r>
     </w:p>
     <w:p>
@@ -1526,32 +1640,15 @@
         </w:rPr>
         <w:t>链接:</w:t>
       </w:r>
-      <w:hyperlink r:id="rId36">
+      <w:hyperlink r:id="rId38">
         <w:r>
           <w:rPr>
             <w:color w:val="0563C1"/>
             <w:u w:val="single"/>
           </w:rPr>
-          <w:t>数据分析：如何通过Steam Demo在线人数，预测游戏最终成绩？</w:t>
+          <w:t>乘联分会：今年以来全国乘用车累计零售 1259.3 万辆，同比下降 21%</w:t>
         </w:r>
       </w:hyperlink>
-    </w:p>
-    <w:p>
-      <w:pPr>
-        <w:pStyle w:val="Heading2"/>
-      </w:pPr>
-      <w:r>
-        <w:rPr>
-          <w:rFonts w:ascii="Times New Roman" w:hAnsi="Times New Roman" w:eastAsia="黑体"/>
-          <w:sz w:val="28"/>
-        </w:rPr>
-        <w:t>消费/以旧换新/新餐饮</w:t>
-      </w:r>
-    </w:p>
-    <w:p>
-      <w:r>
-        <w:t>本线口暂无重要更新</w:t>
-      </w:r>
     </w:p>
     <w:p>
       <w:pPr>
@@ -1579,7 +1676,7 @@
           <w:rFonts w:ascii="Times New Roman" w:hAnsi="Times New Roman" w:eastAsia="宋体"/>
           <w:sz w:val="18"/>
         </w:rPr>
-        <w:t>IT之家(60)、GameLook(7)、HackerNews(4)、Bing新闻(9)</w:t>
+        <w:t>IT之家(60)、GameLook(7)、HackerNews(4)、Bing新闻(10)</w:t>
       </w:r>
     </w:p>
     <w:p>

--- a/briefings/线口监测午报-2026-09-25.docx
+++ b/briefings/线口监测午报-2026-09-25.docx
@@ -22,7 +22,7 @@
           <w:color w:val="888888"/>
           <w:sz w:val="18"/>
         </w:rPr>
-        <w:t>监测窗口:近48小时 | 生成时间:2026-09-25 20:43</w:t>
+        <w:t>监测窗口:近48小时 | 生成时间:2026-09-25 21:39</w:t>
       </w:r>
     </w:p>
     <w:p>
@@ -70,6 +70,108 @@
           <w:color w:val="888888"/>
           <w:sz w:val="24"/>
         </w:rPr>
+        <w:t>高盛：美国五大云巨头每年 AI 收入 3000 亿美元，才可盈亏平衡</w:t>
+      </w:r>
+    </w:p>
+    <w:p>
+      <w:r>
+        <w:rPr>
+          <w:rFonts w:ascii="Times New Roman" w:hAnsi="Times New Roman" w:eastAsia="宋体"/>
+          <w:color w:val="888888"/>
+          <w:sz w:val="18"/>
+        </w:rPr>
+        <w:t>来源:IT之家 | 时间:09-25 20:56</w:t>
+      </w:r>
+    </w:p>
+    <w:p>
+      <w:r>
+        <w:rPr>
+          <w:rFonts w:ascii="Times New Roman" w:hAnsi="Times New Roman" w:eastAsia="宋体"/>
+          <w:sz w:val="18"/>
+        </w:rPr>
+        <w:t>链接:</w:t>
+      </w:r>
+      <w:hyperlink r:id="rId9">
+        <w:r>
+          <w:rPr>
+            <w:color w:val="0563C1"/>
+            <w:u w:val="single"/>
+          </w:rPr>
+          <w:t>高盛：美国五大云巨头每年 AI 收入 3000 亿美元，才可盈亏平衡</w:t>
+        </w:r>
+      </w:hyperlink>
+    </w:p>
+    <w:p>
+      <w:pPr>
+        <w:pStyle w:val="Heading3"/>
+      </w:pPr>
+      <w:r>
+        <w:rPr>
+          <w:rFonts w:ascii="Times New Roman" w:hAnsi="Times New Roman" w:eastAsia="黑体"/>
+          <w:b w:val="0"/>
+          <w:color w:val="888888"/>
+          <w:sz w:val="24"/>
+        </w:rPr>
+        <w:t>【C级·参考】</w:t>
+      </w:r>
+      <w:r>
+        <w:rPr>
+          <w:rFonts w:ascii="Times New Roman" w:hAnsi="Times New Roman" w:eastAsia="黑体"/>
+          <w:b w:val="0"/>
+          <w:color w:val="888888"/>
+          <w:sz w:val="24"/>
+        </w:rPr>
+        <w:t>聊天、编程、智能体三合一，微软正式发布新版 Copilot“超级应用”</w:t>
+      </w:r>
+    </w:p>
+    <w:p>
+      <w:r>
+        <w:rPr>
+          <w:rFonts w:ascii="Times New Roman" w:hAnsi="Times New Roman" w:eastAsia="宋体"/>
+          <w:color w:val="888888"/>
+          <w:sz w:val="18"/>
+        </w:rPr>
+        <w:t>来源:IT之家 | 时间:09-25 20:37</w:t>
+      </w:r>
+    </w:p>
+    <w:p>
+      <w:r>
+        <w:rPr>
+          <w:rFonts w:ascii="Times New Roman" w:hAnsi="Times New Roman" w:eastAsia="宋体"/>
+          <w:sz w:val="18"/>
+        </w:rPr>
+        <w:t>链接:</w:t>
+      </w:r>
+      <w:hyperlink r:id="rId10">
+        <w:r>
+          <w:rPr>
+            <w:color w:val="0563C1"/>
+            <w:u w:val="single"/>
+          </w:rPr>
+          <w:t>聊天、编程、智能体三合一，微软正式发布新版 Copilot“超级应用”</w:t>
+        </w:r>
+      </w:hyperlink>
+    </w:p>
+    <w:p>
+      <w:pPr>
+        <w:pStyle w:val="Heading3"/>
+      </w:pPr>
+      <w:r>
+        <w:rPr>
+          <w:rFonts w:ascii="Times New Roman" w:hAnsi="Times New Roman" w:eastAsia="黑体"/>
+          <w:b w:val="0"/>
+          <w:color w:val="888888"/>
+          <w:sz w:val="24"/>
+        </w:rPr>
+        <w:t>【C级·参考】</w:t>
+      </w:r>
+      <w:r>
+        <w:rPr>
+          <w:rFonts w:ascii="Times New Roman" w:hAnsi="Times New Roman" w:eastAsia="黑体"/>
+          <w:b w:val="0"/>
+          <w:color w:val="888888"/>
+          <w:sz w:val="24"/>
+        </w:rPr>
         <w:t>英国最大 AI 超算面临供电问题：原定明年上线，或拖到 2030 年代中期</w:t>
       </w:r>
     </w:p>
@@ -91,7 +193,7 @@
         </w:rPr>
         <w:t>链接:</w:t>
       </w:r>
-      <w:hyperlink r:id="rId9">
+      <w:hyperlink r:id="rId11">
         <w:r>
           <w:rPr>
             <w:color w:val="0563C1"/>
@@ -142,7 +244,7 @@
         </w:rPr>
         <w:t>链接:</w:t>
       </w:r>
-      <w:hyperlink r:id="rId10">
+      <w:hyperlink r:id="rId12">
         <w:r>
           <w:rPr>
             <w:color w:val="0563C1"/>
@@ -193,7 +295,7 @@
         </w:rPr>
         <w:t>链接:</w:t>
       </w:r>
-      <w:hyperlink r:id="rId11">
+      <w:hyperlink r:id="rId13">
         <w:r>
           <w:rPr>
             <w:color w:val="0563C1"/>
@@ -244,7 +346,7 @@
         </w:rPr>
         <w:t>链接:</w:t>
       </w:r>
-      <w:hyperlink r:id="rId12">
+      <w:hyperlink r:id="rId14">
         <w:r>
           <w:rPr>
             <w:color w:val="0563C1"/>
@@ -295,7 +397,7 @@
         </w:rPr>
         <w:t>链接:</w:t>
       </w:r>
-      <w:hyperlink r:id="rId13">
+      <w:hyperlink r:id="rId15">
         <w:r>
           <w:rPr>
             <w:color w:val="0563C1"/>
@@ -346,7 +448,7 @@
         </w:rPr>
         <w:t>链接:</w:t>
       </w:r>
-      <w:hyperlink r:id="rId14">
+      <w:hyperlink r:id="rId16">
         <w:r>
           <w:rPr>
             <w:color w:val="0563C1"/>
@@ -397,7 +499,7 @@
         </w:rPr>
         <w:t>链接:</w:t>
       </w:r>
-      <w:hyperlink r:id="rId15">
+      <w:hyperlink r:id="rId17">
         <w:r>
           <w:rPr>
             <w:color w:val="0563C1"/>
@@ -448,7 +550,7 @@
         </w:rPr>
         <w:t>链接:</w:t>
       </w:r>
-      <w:hyperlink r:id="rId16">
+      <w:hyperlink r:id="rId18">
         <w:r>
           <w:rPr>
             <w:color w:val="0563C1"/>
@@ -499,7 +601,7 @@
         </w:rPr>
         <w:t>链接:</w:t>
       </w:r>
-      <w:hyperlink r:id="rId17">
+      <w:hyperlink r:id="rId19">
         <w:r>
           <w:rPr>
             <w:color w:val="0563C1"/>
@@ -550,7 +652,7 @@
         </w:rPr>
         <w:t>链接:</w:t>
       </w:r>
-      <w:hyperlink r:id="rId18">
+      <w:hyperlink r:id="rId20">
         <w:r>
           <w:rPr>
             <w:color w:val="0563C1"/>
@@ -601,7 +703,7 @@
         </w:rPr>
         <w:t>链接:</w:t>
       </w:r>
-      <w:hyperlink r:id="rId19">
+      <w:hyperlink r:id="rId21">
         <w:r>
           <w:rPr>
             <w:color w:val="0563C1"/>
@@ -652,7 +754,7 @@
         </w:rPr>
         <w:t>链接:</w:t>
       </w:r>
-      <w:hyperlink r:id="rId20">
+      <w:hyperlink r:id="rId22">
         <w:r>
           <w:rPr>
             <w:color w:val="0563C1"/>
@@ -703,7 +805,7 @@
         </w:rPr>
         <w:t>链接:</w:t>
       </w:r>
-      <w:hyperlink r:id="rId21">
+      <w:hyperlink r:id="rId23">
         <w:r>
           <w:rPr>
             <w:color w:val="0563C1"/>
@@ -754,64 +856,13 @@
         </w:rPr>
         <w:t>链接:</w:t>
       </w:r>
-      <w:hyperlink r:id="rId22">
+      <w:hyperlink r:id="rId24">
         <w:r>
           <w:rPr>
             <w:color w:val="0563C1"/>
             <w:u w:val="single"/>
           </w:rPr>
           <w:t>Rokid联合创始人向文杰：AI眼镜是个人终端智能的最佳载体</w:t>
-        </w:r>
-      </w:hyperlink>
-    </w:p>
-    <w:p>
-      <w:pPr>
-        <w:pStyle w:val="Heading3"/>
-      </w:pPr>
-      <w:r>
-        <w:rPr>
-          <w:rFonts w:ascii="Times New Roman" w:hAnsi="Times New Roman" w:eastAsia="黑体"/>
-          <w:b w:val="0"/>
-          <w:color w:val="888888"/>
-          <w:sz w:val="24"/>
-        </w:rPr>
-        <w:t>【C级·参考】</w:t>
-      </w:r>
-      <w:r>
-        <w:rPr>
-          <w:rFonts w:ascii="Times New Roman" w:hAnsi="Times New Roman" w:eastAsia="黑体"/>
-          <w:b w:val="0"/>
-          <w:color w:val="888888"/>
-          <w:sz w:val="24"/>
-        </w:rPr>
-        <w:t>最贵 AI 订阅服务之一：曝 OpenAI 正筹备 ChatGPT Pro Max 订阅层级</w:t>
-      </w:r>
-    </w:p>
-    <w:p>
-      <w:r>
-        <w:rPr>
-          <w:rFonts w:ascii="Times New Roman" w:hAnsi="Times New Roman" w:eastAsia="宋体"/>
-          <w:color w:val="888888"/>
-          <w:sz w:val="18"/>
-        </w:rPr>
-        <w:t>来源:IT之家 | 时间:09-25 11:40</w:t>
-      </w:r>
-    </w:p>
-    <w:p>
-      <w:r>
-        <w:rPr>
-          <w:rFonts w:ascii="Times New Roman" w:hAnsi="Times New Roman" w:eastAsia="宋体"/>
-          <w:sz w:val="18"/>
-        </w:rPr>
-        <w:t>链接:</w:t>
-      </w:r>
-      <w:hyperlink r:id="rId23">
-        <w:r>
-          <w:rPr>
-            <w:color w:val="0563C1"/>
-            <w:u w:val="single"/>
-          </w:rPr>
-          <w:t>最贵 AI 订阅服务之一：曝 OpenAI 正筹备 ChatGPT Pro Max 订阅层级</w:t>
         </w:r>
       </w:hyperlink>
     </w:p>
@@ -856,7 +907,7 @@
         </w:rPr>
         <w:t>链接:</w:t>
       </w:r>
-      <w:hyperlink r:id="rId24">
+      <w:hyperlink r:id="rId25">
         <w:r>
           <w:rPr>
             <w:color w:val="0563C1"/>
@@ -907,7 +958,7 @@
         </w:rPr>
         <w:t>链接:</w:t>
       </w:r>
-      <w:hyperlink r:id="rId25">
+      <w:hyperlink r:id="rId26">
         <w:r>
           <w:rPr>
             <w:color w:val="0563C1"/>
@@ -958,13 +1009,64 @@
         </w:rPr>
         <w:t>链接:</w:t>
       </w:r>
-      <w:hyperlink r:id="rId26">
+      <w:hyperlink r:id="rId27">
         <w:r>
           <w:rPr>
             <w:color w:val="0563C1"/>
             <w:u w:val="single"/>
           </w:rPr>
           <w:t>AI眼镜卖爆了！全球出货量暴涨263%：Meta独占94%份额</w:t>
+        </w:r>
+      </w:hyperlink>
+    </w:p>
+    <w:p>
+      <w:pPr>
+        <w:pStyle w:val="Heading3"/>
+      </w:pPr>
+      <w:r>
+        <w:rPr>
+          <w:rFonts w:ascii="Times New Roman" w:hAnsi="Times New Roman" w:eastAsia="黑体"/>
+          <w:b w:val="0"/>
+          <w:color w:val="888888"/>
+          <w:sz w:val="24"/>
+        </w:rPr>
+        <w:t>【C级·参考】</w:t>
+      </w:r>
+      <w:r>
+        <w:rPr>
+          <w:rFonts w:ascii="Times New Roman" w:hAnsi="Times New Roman" w:eastAsia="黑体"/>
+          <w:b w:val="0"/>
+          <w:color w:val="888888"/>
+          <w:sz w:val="24"/>
+        </w:rPr>
+        <w:t>Meta新一代AI眼镜引入Muse助手：未来AI眼镜会成为主流吗?</w:t>
+      </w:r>
+    </w:p>
+    <w:p>
+      <w:r>
+        <w:rPr>
+          <w:rFonts w:ascii="Times New Roman" w:hAnsi="Times New Roman" w:eastAsia="宋体"/>
+          <w:color w:val="888888"/>
+          <w:sz w:val="18"/>
+        </w:rPr>
+        <w:t>来源:Bing新闻 | 时间:09-25 07:17</w:t>
+      </w:r>
+    </w:p>
+    <w:p>
+      <w:r>
+        <w:rPr>
+          <w:rFonts w:ascii="Times New Roman" w:hAnsi="Times New Roman" w:eastAsia="宋体"/>
+          <w:sz w:val="18"/>
+        </w:rPr>
+        <w:t>链接:</w:t>
+      </w:r>
+      <w:hyperlink r:id="rId28">
+        <w:r>
+          <w:rPr>
+            <w:color w:val="0563C1"/>
+            <w:u w:val="single"/>
+          </w:rPr>
+          <w:t>Meta新一代AI眼镜引入Muse助手：未来AI眼镜会成为主流吗?</w:t>
         </w:r>
       </w:hyperlink>
     </w:p>
@@ -1009,7 +1111,7 @@
         </w:rPr>
         <w:t>链接:</w:t>
       </w:r>
-      <w:hyperlink r:id="rId27">
+      <w:hyperlink r:id="rId29">
         <w:r>
           <w:rPr>
             <w:color w:val="0563C1"/>
@@ -1060,7 +1162,7 @@
         </w:rPr>
         <w:t>链接:</w:t>
       </w:r>
-      <w:hyperlink r:id="rId28">
+      <w:hyperlink r:id="rId30">
         <w:r>
           <w:rPr>
             <w:color w:val="0563C1"/>
@@ -1111,7 +1213,7 @@
         </w:rPr>
         <w:t>链接:</w:t>
       </w:r>
-      <w:hyperlink r:id="rId29">
+      <w:hyperlink r:id="rId31">
         <w:r>
           <w:rPr>
             <w:color w:val="0563C1"/>
@@ -1141,7 +1243,7 @@
           <w:color w:val="888888"/>
           <w:sz w:val="24"/>
         </w:rPr>
-        <w:t>Meta Connect 2026：从AI眼镜到个人智能体，Meta押注“可穿戴代理”</w:t>
+        <w:t>PrismML与高通合作，将1比特视觉语言模型引入AI智能眼镜</w:t>
       </w:r>
     </w:p>
     <w:p>
@@ -1151,7 +1253,7 @@
           <w:color w:val="888888"/>
           <w:sz w:val="18"/>
         </w:rPr>
-        <w:t>来源:Bing新闻 | 时间:09-24 21:26</w:t>
+        <w:t>来源:Bing新闻 | 时间:09-25 02:44</w:t>
       </w:r>
     </w:p>
     <w:p>
@@ -1162,13 +1264,13 @@
         </w:rPr>
         <w:t>链接:</w:t>
       </w:r>
-      <w:hyperlink r:id="rId30">
+      <w:hyperlink r:id="rId32">
         <w:r>
           <w:rPr>
             <w:color w:val="0563C1"/>
             <w:u w:val="single"/>
           </w:rPr>
-          <w:t>Meta Connect 2026：从AI眼镜到个人智能体，Meta押注“可穿戴代理”</w:t>
+          <w:t>PrismML与高通合作，将1比特视觉语言模型引入AI智能眼镜</w:t>
         </w:r>
       </w:hyperlink>
     </w:p>
@@ -1192,7 +1294,7 @@
           <w:color w:val="888888"/>
           <w:sz w:val="24"/>
         </w:rPr>
-        <w:t>乐奇Rokid×红星眼镜，上海首家AI眼镜验配一体门店落地，开启体验式消费时代</w:t>
+        <w:t>观察｜从AI眼镜到养老机器人，数贸会上这些新品有哪些看点</w:t>
       </w:r>
     </w:p>
     <w:p>
@@ -1202,7 +1304,7 @@
           <w:color w:val="888888"/>
           <w:sz w:val="18"/>
         </w:rPr>
-        <w:t>来源:Bing新闻 | 时间:09-24 18:43</w:t>
+        <w:t>来源:Bing新闻 | 时间:09-24 22:52</w:t>
       </w:r>
     </w:p>
     <w:p>
@@ -1213,64 +1315,13 @@
         </w:rPr>
         <w:t>链接:</w:t>
       </w:r>
-      <w:hyperlink r:id="rId31">
+      <w:hyperlink r:id="rId33">
         <w:r>
           <w:rPr>
             <w:color w:val="0563C1"/>
             <w:u w:val="single"/>
           </w:rPr>
-          <w:t>乐奇Rokid×红星眼镜，上海首家AI眼镜验配一体门店落地，开启体验式消费时代</w:t>
-        </w:r>
-      </w:hyperlink>
-    </w:p>
-    <w:p>
-      <w:pPr>
-        <w:pStyle w:val="Heading3"/>
-      </w:pPr>
-      <w:r>
-        <w:rPr>
-          <w:rFonts w:ascii="Times New Roman" w:hAnsi="Times New Roman" w:eastAsia="黑体"/>
-          <w:b w:val="0"/>
-          <w:color w:val="888888"/>
-          <w:sz w:val="24"/>
-        </w:rPr>
-        <w:t>【C级·参考】</w:t>
-      </w:r>
-      <w:r>
-        <w:rPr>
-          <w:rFonts w:ascii="Times New Roman" w:hAnsi="Times New Roman" w:eastAsia="黑体"/>
-          <w:b w:val="0"/>
-          <w:color w:val="888888"/>
-          <w:sz w:val="24"/>
-        </w:rPr>
-        <w:t>乐奇二代AI眼镜首秀：防抖夜景双升级 第一视角拍摄更强</w:t>
-      </w:r>
-    </w:p>
-    <w:p>
-      <w:r>
-        <w:rPr>
-          <w:rFonts w:ascii="Times New Roman" w:hAnsi="Times New Roman" w:eastAsia="宋体"/>
-          <w:color w:val="888888"/>
-          <w:sz w:val="18"/>
-        </w:rPr>
-        <w:t>来源:Bing新闻 | 时间:09-24 14:58</w:t>
-      </w:r>
-    </w:p>
-    <w:p>
-      <w:r>
-        <w:rPr>
-          <w:rFonts w:ascii="Times New Roman" w:hAnsi="Times New Roman" w:eastAsia="宋体"/>
-          <w:sz w:val="18"/>
-        </w:rPr>
-        <w:t>链接:</w:t>
-      </w:r>
-      <w:hyperlink r:id="rId32">
-        <w:r>
-          <w:rPr>
-            <w:color w:val="0563C1"/>
-            <w:u w:val="single"/>
-          </w:rPr>
-          <w:t>乐奇二代AI眼镜首秀：防抖夜景双升级 第一视角拍摄更强</w:t>
+          <w:t>观察｜从AI眼镜到养老机器人，数贸会上这些新品有哪些看点</w:t>
         </w:r>
       </w:hyperlink>
     </w:p>
@@ -1327,7 +1378,7 @@
         </w:rPr>
         <w:t>链接:</w:t>
       </w:r>
-      <w:hyperlink r:id="rId33">
+      <w:hyperlink r:id="rId34">
         <w:r>
           <w:rPr>
             <w:color w:val="0563C1"/>
@@ -1424,7 +1475,7 @@
         </w:rPr>
         <w:t>链接:</w:t>
       </w:r>
-      <w:hyperlink r:id="rId34">
+      <w:hyperlink r:id="rId35">
         <w:r>
           <w:rPr>
             <w:color w:val="0563C1"/>
@@ -1475,64 +1526,13 @@
         </w:rPr>
         <w:t>链接:</w:t>
       </w:r>
-      <w:hyperlink r:id="rId35">
+      <w:hyperlink r:id="rId36">
         <w:r>
           <w:rPr>
             <w:color w:val="0563C1"/>
             <w:u w:val="single"/>
           </w:rPr>
           <w:t>Dreunen 教授称微软重组游戏业务形成“反向收购”格局：XBOX 自有 IP 转向动视等</w:t>
-        </w:r>
-      </w:hyperlink>
-    </w:p>
-    <w:p>
-      <w:pPr>
-        <w:pStyle w:val="Heading3"/>
-      </w:pPr>
-      <w:r>
-        <w:rPr>
-          <w:rFonts w:ascii="Times New Roman" w:hAnsi="Times New Roman" w:eastAsia="黑体"/>
-          <w:b w:val="0"/>
-          <w:color w:val="888888"/>
-          <w:sz w:val="24"/>
-        </w:rPr>
-        <w:t>【C级·参考】</w:t>
-      </w:r>
-      <w:r>
-        <w:rPr>
-          <w:rFonts w:ascii="Times New Roman" w:hAnsi="Times New Roman" w:eastAsia="黑体"/>
-          <w:b w:val="0"/>
-          <w:color w:val="888888"/>
-          <w:sz w:val="24"/>
-        </w:rPr>
-        <w:t>“让女玩家做裙子的游戏火了”！3人开发《针影裁梦》好评96%, Steam在线破万人</w:t>
-      </w:r>
-    </w:p>
-    <w:p>
-      <w:r>
-        <w:rPr>
-          <w:rFonts w:ascii="Times New Roman" w:hAnsi="Times New Roman" w:eastAsia="宋体"/>
-          <w:color w:val="888888"/>
-          <w:sz w:val="18"/>
-        </w:rPr>
-        <w:t>来源:GameLook | 时间:09-24 10:14</w:t>
-      </w:r>
-    </w:p>
-    <w:p>
-      <w:r>
-        <w:rPr>
-          <w:rFonts w:ascii="Times New Roman" w:hAnsi="Times New Roman" w:eastAsia="宋体"/>
-          <w:sz w:val="18"/>
-        </w:rPr>
-        <w:t>链接:</w:t>
-      </w:r>
-      <w:hyperlink r:id="rId36">
-        <w:r>
-          <w:rPr>
-            <w:color w:val="0563C1"/>
-            <w:u w:val="single"/>
-          </w:rPr>
-          <w:t>“让女玩家做裙子的游戏火了”！3人开发《针影裁梦》好评96%, Steam在线破万人</w:t>
         </w:r>
       </w:hyperlink>
     </w:p>
@@ -1676,7 +1676,7 @@
           <w:rFonts w:ascii="Times New Roman" w:hAnsi="Times New Roman" w:eastAsia="宋体"/>
           <w:sz w:val="18"/>
         </w:rPr>
-        <w:t>IT之家(60)、GameLook(7)、HackerNews(4)、Bing新闻(10)</w:t>
+        <w:t>IT之家(60)、GameLook(7)、HackerNews(5)、Bing新闻(11)</w:t>
       </w:r>
     </w:p>
     <w:p>
